--- a/rapports/2026-06-06/EQ32/EQ32_sup_v2/DR_malforme_1_41102E_11/11-66-43-36.docx
+++ b/rapports/2026-06-06/EQ32/EQ32_sup_v2/DR_malforme_1_41102E_11/11-66-43-36.docx
@@ -297,7 +297,7 @@
           <w:color w:val="1F6FEB"/>
           <w:sz w:val="22"/>
         </w:rPr>
-        <w:t>⚠ INCOHÉRENCES À CORRIGER (118)</w:t>
+        <w:t>⚠ INCOHÉRENCES À CORRIGER (110)</w:t>
       </w:r>
     </w:p>
     <w:tbl>
@@ -814,7 +814,7 @@
                 <w:color w:val="16A34A"/>
                 <w:sz w:val="16"/>
               </w:rPr>
-              <w:t>—</w:t>
+              <w:t>s01q32, s01q36, s01q38, s04q37_modif, s02q33, s02q34, s01q00b</w:t>
             </w:r>
           </w:p>
         </w:tc>
@@ -845,7 +845,7 @@
                 <w:i w:val="0"/>
                 <w:sz w:val="17"/>
               </w:rPr>
-              <w:t>Incohérence!!! seulement les écoles privées paient les frais de scolarité (y compris les frais d'inscription).</w:t>
+              <w:t>Peu probable!!! Vu l'âge (13 ans) de AISSATOU BA ou l'année à laquelle AISSATOU BA a fréquenté l'école pour la dernière fois (.) le dernier diplome de AISSATOU BA ne peut être le Certificat d'études primaires (CEP), prière de corriger cette incohérence ou confirmer avec le QG.</w:t>
             </w:r>
           </w:p>
         </w:tc>
@@ -935,7 +935,7 @@
                 <w:i w:val="0"/>
                 <w:sz w:val="17"/>
               </w:rPr>
-              <w:t>Peu probable!!! Vu l'âge (13 ans) de AISSATOU BA ou l'année à laquelle AISSATOU BA a fréquenté l'école pour la dernière fois (.) le dernier diplome de AISSATOU BA ne peut être le Certificat d'études primaires (CEP), prière de corriger cette incohérence ou confirmer avec le QG.</w:t>
+              <w:t>Peu probable!!! Vu l'âge (14 ans) de FATOUMATA KOUNADI SIDIBE ou l'année à laquelle FATOUMATA KOUNADI SIDIBE a fréquenté l'école pour la dernière fois (.) le dernier diplome de FATOUMATA KOUNADI SIDIBE ne peut être le Certificat d'études primaires (CEP), prière de corriger cette incohérence ou confirmer avec le QG.</w:t>
             </w:r>
           </w:p>
         </w:tc>
@@ -994,7 +994,7 @@
                 <w:color w:val="16A34A"/>
                 <w:sz w:val="16"/>
               </w:rPr>
-              <w:t>s01q32, s01q36, s01q38, s04q37_modif, s02q33, s02q34, s01q00b</w:t>
+              <w:t>s01q03a, s01q03b, s01q03c, s01q06, s02q04, s04q35b, s01q00b, s04q35e_code</w:t>
             </w:r>
           </w:p>
         </w:tc>
@@ -1025,7 +1025,7 @@
                 <w:i w:val="0"/>
                 <w:sz w:val="17"/>
               </w:rPr>
-              <w:t>Peu probable!!! Vu l'âge (14 ans) de FATOUMATA KOUNADI SIDIBE ou l'année à laquelle FATOUMATA KOUNADI SIDIBE a fréquenté l'école pour la dernière fois (.) le dernier diplome de FATOUMATA KOUNADI SIDIBE ne peut être le Certificat d'études primaires (CEP), prière de corriger cette incohérence ou confirmer avec le QG.</w:t>
+              <w:t>Incoherent!!! CHEIKH TIDIANE DIAME est un(e) Professeurs, enseignement secondaire et declare n'avoir pas fait d'école formelle, prière de vérifier cette incohérence auprès de l'enquté pour corriger.</w:t>
             </w:r>
           </w:p>
         </w:tc>
@@ -1084,7 +1084,7 @@
                 <w:color w:val="16A34A"/>
                 <w:sz w:val="16"/>
               </w:rPr>
-              <w:t>s01q03a, s01q03b, s01q03c, s01q06, s02q04, s04q35b, s01q00b, s04q35e_code</w:t>
+              <w:t>s02q33, s01q00b</w:t>
             </w:r>
           </w:p>
         </w:tc>
@@ -1115,7 +1115,7 @@
                 <w:i w:val="0"/>
                 <w:sz w:val="17"/>
               </w:rPr>
-              <w:t>Incoherent!!! CHEIKH TIDIANE DIAME est un(e) Professeurs, enseignement secondaire et declare n'avoir pas fait d'école formelle, prière de vérifier cette incohérence auprès de l'enquté pour corriger.</w:t>
+              <w:t>Incoherent!!! La dernière fois que FATOUMATA SEYDY a  fréquenté l'école est 9999.</w:t>
             </w:r>
           </w:p>
         </w:tc>
@@ -1205,7 +1205,7 @@
                 <w:i w:val="0"/>
                 <w:sz w:val="17"/>
               </w:rPr>
-              <w:t>Incoherent!!! La dernière fois que FATOUMATA SEYDY a  fréquenté l'école est 9999.</w:t>
+              <w:t>Incoherent!!! La dernière fois que MAMADOU DIEME a  fréquenté l'école est 9999.</w:t>
             </w:r>
           </w:p>
         </w:tc>
@@ -1295,7 +1295,7 @@
                 <w:i w:val="0"/>
                 <w:sz w:val="17"/>
               </w:rPr>
-              <w:t>Incoherent!!! La dernière fois que MAMADOU DIEME a  fréquenté l'école est 9999.</w:t>
+              <w:t>Incoherent!!! La dernière fois que SIRE DIEME a  fréquenté l'école est 9999.</w:t>
             </w:r>
           </w:p>
         </w:tc>
@@ -1385,7 +1385,7 @@
                 <w:i w:val="0"/>
                 <w:sz w:val="17"/>
               </w:rPr>
-              <w:t>Incoherent!!! La dernière fois que SIRE DIEME a  fréquenté l'école est 9999.</w:t>
+              <w:t>Incoherent!!! La dernière fois que TIDA DIEME a  fréquenté l'école est 9999.</w:t>
             </w:r>
           </w:p>
         </w:tc>
@@ -1444,7 +1444,7 @@
                 <w:color w:val="16A34A"/>
                 <w:sz w:val="16"/>
               </w:rPr>
-              <w:t>s02q33, s01q00b</w:t>
+              <w:t>—</w:t>
             </w:r>
           </w:p>
         </w:tc>
@@ -1475,7 +1475,7 @@
                 <w:i w:val="0"/>
                 <w:sz w:val="17"/>
               </w:rPr>
-              <w:t>Incoherent!!! La dernière fois que TIDA DIEME a  fréquenté l'école est 9999.</w:t>
+              <w:t>Incohérent!! Le niveau d'instruction déclaré par l'un des enfants (Primaire) au niveau de la section 1 de AWA DIEME diffère de celui donné par AWA DIEME lui-même qui affirme ne pas avoir frequenté l'école formelle.</w:t>
             </w:r>
           </w:p>
         </w:tc>
@@ -1565,7 +1565,7 @@
                 <w:i w:val="0"/>
                 <w:sz w:val="17"/>
               </w:rPr>
-              <w:t>Incohérent!! Le niveau d'instruction déclaré par l'un des enfants (Primaire) au niveau de la section 1 de AWA DIEME diffère de celui donné par AWA DIEME lui-même qui affirme ne pas avoir frequenté l'école formelle.</w:t>
+              <w:t>Incohérent!! Le niveau d'instruction déclaré par l'un des enfants (Primaire) au niveau de la section 1 de TIDA FANNE diffère de celui donné par TIDA FANNE lui-même qui affirme ne pas avoir frequenté l'école formelle.</w:t>
             </w:r>
           </w:p>
         </w:tc>
@@ -1598,6 +1598,1626 @@
                 <w:i w:val="0"/>
                 <w:sz w:val="16"/>
               </w:rPr>
+              <w:t>S03</w:t>
+              <w:br/>
+            </w:r>
+            <w:r>
+              <w:rPr>
+                <w:b w:val="0"/>
+                <w:i w:val="0"/>
+                <w:color w:val="64748B"/>
+                <w:sz w:val="14"/>
+              </w:rPr>
+              <w:t>Santé</w:t>
+            </w:r>
+          </w:p>
+        </w:tc>
+        <w:tc>
+          <w:tcPr>
+            <w:tcW w:type="dxa" w:w="1531"/>
+          </w:tcPr>
+          <w:p>
+            <w:r>
+              <w:rPr>
+                <w:b/>
+                <w:i w:val="0"/>
+                <w:color w:val="16A34A"/>
+                <w:sz w:val="16"/>
+              </w:rPr>
+              <w:t>—</w:t>
+            </w:r>
+          </w:p>
+        </w:tc>
+        <w:tc>
+          <w:tcPr>
+            <w:tcW w:type="dxa" w:w="1191"/>
+          </w:tcPr>
+          <w:p>
+            <w:r>
+              <w:rPr>
+                <w:b w:val="0"/>
+                <w:i w:val="0"/>
+                <w:color w:val="64748B"/>
+                <w:sz w:val="16"/>
+              </w:rPr>
+              <w:t>GT-CQ</w:t>
+            </w:r>
+          </w:p>
+        </w:tc>
+        <w:tc>
+          <w:tcPr>
+            <w:tcW w:type="dxa" w:w="4706"/>
+          </w:tcPr>
+          <w:p>
+            <w:r>
+              <w:rPr>
+                <w:b w:val="0"/>
+                <w:i w:val="0"/>
+                <w:sz w:val="17"/>
+              </w:rPr>
+              <w:t>Incohérent !!! TIDA DIEME s'est consulté la première fois pour cette maladie (Problème de tension) chez un médecin généraliste et vous dites que  TIDA DIEME n'est pas concerné par le montant des frais de consultation d'un médecin généraliste (3.14=9999).</w:t>
+            </w:r>
+          </w:p>
+        </w:tc>
+      </w:tr>
+      <w:tr>
+        <w:tc>
+          <w:tcPr>
+            <w:tcW w:type="dxa" w:w="964"/>
+          </w:tcPr>
+          <w:p>
+            <w:r>
+              <w:rPr>
+                <w:b/>
+                <w:i w:val="0"/>
+                <w:color w:val="DC2626"/>
+                <w:sz w:val="16"/>
+              </w:rPr>
+              <w:t>Haute</w:t>
+            </w:r>
+          </w:p>
+        </w:tc>
+        <w:tc>
+          <w:tcPr>
+            <w:tcW w:type="dxa" w:w="1247"/>
+          </w:tcPr>
+          <w:p>
+            <w:r>
+              <w:rPr>
+                <w:b/>
+                <w:i w:val="0"/>
+                <w:sz w:val="16"/>
+              </w:rPr>
+              <w:t>S03</w:t>
+              <w:br/>
+            </w:r>
+            <w:r>
+              <w:rPr>
+                <w:b w:val="0"/>
+                <w:i w:val="0"/>
+                <w:color w:val="64748B"/>
+                <w:sz w:val="14"/>
+              </w:rPr>
+              <w:t>Santé</w:t>
+            </w:r>
+          </w:p>
+        </w:tc>
+        <w:tc>
+          <w:tcPr>
+            <w:tcW w:type="dxa" w:w="1531"/>
+          </w:tcPr>
+          <w:p>
+            <w:r>
+              <w:rPr>
+                <w:b/>
+                <w:i w:val="0"/>
+                <w:color w:val="16A34A"/>
+                <w:sz w:val="16"/>
+              </w:rPr>
+              <w:t>—</w:t>
+            </w:r>
+          </w:p>
+        </w:tc>
+        <w:tc>
+          <w:tcPr>
+            <w:tcW w:type="dxa" w:w="1191"/>
+          </w:tcPr>
+          <w:p>
+            <w:r>
+              <w:rPr>
+                <w:b w:val="0"/>
+                <w:i w:val="0"/>
+                <w:color w:val="64748B"/>
+                <w:sz w:val="16"/>
+              </w:rPr>
+              <w:t>GT-CQ</w:t>
+            </w:r>
+          </w:p>
+        </w:tc>
+        <w:tc>
+          <w:tcPr>
+            <w:tcW w:type="dxa" w:w="4706"/>
+          </w:tcPr>
+          <w:p>
+            <w:r>
+              <w:rPr>
+                <w:b w:val="0"/>
+                <w:i w:val="0"/>
+                <w:sz w:val="17"/>
+              </w:rPr>
+              <w:t>Prière de verifier cette incohérence auprès de l'enquêté ou confirmer.</w:t>
+            </w:r>
+          </w:p>
+        </w:tc>
+      </w:tr>
+      <w:tr>
+        <w:tc>
+          <w:tcPr>
+            <w:tcW w:type="dxa" w:w="964"/>
+          </w:tcPr>
+          <w:p>
+            <w:r>
+              <w:rPr>
+                <w:b/>
+                <w:i w:val="0"/>
+                <w:color w:val="DC2626"/>
+                <w:sz w:val="16"/>
+              </w:rPr>
+              <w:t>Haute</w:t>
+            </w:r>
+          </w:p>
+        </w:tc>
+        <w:tc>
+          <w:tcPr>
+            <w:tcW w:type="dxa" w:w="1247"/>
+          </w:tcPr>
+          <w:p>
+            <w:r>
+              <w:rPr>
+                <w:b/>
+                <w:i w:val="0"/>
+                <w:sz w:val="16"/>
+              </w:rPr>
+              <w:t>S03</w:t>
+              <w:br/>
+            </w:r>
+            <w:r>
+              <w:rPr>
+                <w:b w:val="0"/>
+                <w:i w:val="0"/>
+                <w:color w:val="64748B"/>
+                <w:sz w:val="14"/>
+              </w:rPr>
+              <w:t>Santé</w:t>
+            </w:r>
+          </w:p>
+        </w:tc>
+        <w:tc>
+          <w:tcPr>
+            <w:tcW w:type="dxa" w:w="1531"/>
+          </w:tcPr>
+          <w:p>
+            <w:r>
+              <w:rPr>
+                <w:b/>
+                <w:i w:val="0"/>
+                <w:color w:val="16A34A"/>
+                <w:sz w:val="16"/>
+              </w:rPr>
+              <w:t>—</w:t>
+            </w:r>
+          </w:p>
+        </w:tc>
+        <w:tc>
+          <w:tcPr>
+            <w:tcW w:type="dxa" w:w="1191"/>
+          </w:tcPr>
+          <w:p>
+            <w:r>
+              <w:rPr>
+                <w:b w:val="0"/>
+                <w:i w:val="0"/>
+                <w:color w:val="64748B"/>
+                <w:sz w:val="16"/>
+              </w:rPr>
+              <w:t>GT-CQ</w:t>
+            </w:r>
+          </w:p>
+        </w:tc>
+        <w:tc>
+          <w:tcPr>
+            <w:tcW w:type="dxa" w:w="4706"/>
+          </w:tcPr>
+          <w:p>
+            <w:r>
+              <w:rPr>
+                <w:b w:val="0"/>
+                <w:i w:val="0"/>
+                <w:sz w:val="17"/>
+              </w:rPr>
+              <w:t>Incohérent !!! TIDA FANNE s'est consulté la première fois pour cette maladie (Autre) chez un médecin généraliste et vous dites que  TIDA FANNE n'est pas concerné par le montant des frais de consultation d'un médecin généraliste (3.14=9999).</w:t>
+            </w:r>
+          </w:p>
+        </w:tc>
+      </w:tr>
+      <w:tr>
+        <w:tc>
+          <w:tcPr>
+            <w:tcW w:type="dxa" w:w="964"/>
+          </w:tcPr>
+          <w:p>
+            <w:r>
+              <w:rPr>
+                <w:b/>
+                <w:i w:val="0"/>
+                <w:color w:val="DC2626"/>
+                <w:sz w:val="16"/>
+              </w:rPr>
+              <w:t>Haute</w:t>
+            </w:r>
+          </w:p>
+        </w:tc>
+        <w:tc>
+          <w:tcPr>
+            <w:tcW w:type="dxa" w:w="1247"/>
+          </w:tcPr>
+          <w:p>
+            <w:r>
+              <w:rPr>
+                <w:b/>
+                <w:i w:val="0"/>
+                <w:sz w:val="16"/>
+              </w:rPr>
+              <w:t>S07</w:t>
+              <w:br/>
+            </w:r>
+            <w:r>
+              <w:rPr>
+                <w:b w:val="0"/>
+                <w:i w:val="0"/>
+                <w:color w:val="64748B"/>
+                <w:sz w:val="14"/>
+              </w:rPr>
+              <w:t>Consommation alimentaire</w:t>
+            </w:r>
+          </w:p>
+        </w:tc>
+        <w:tc>
+          <w:tcPr>
+            <w:tcW w:type="dxa" w:w="1531"/>
+          </w:tcPr>
+          <w:p>
+            <w:r>
+              <w:rPr>
+                <w:b/>
+                <w:i w:val="0"/>
+                <w:color w:val="16A34A"/>
+                <w:sz w:val="16"/>
+              </w:rPr>
+              <w:t>s00q27, s01q00a, s01q12, s01q13, s02q04, s03q11, s03q12, s01q01</w:t>
+            </w:r>
+          </w:p>
+        </w:tc>
+        <w:tc>
+          <w:tcPr>
+            <w:tcW w:type="dxa" w:w="1191"/>
+          </w:tcPr>
+          <w:p>
+            <w:r>
+              <w:rPr>
+                <w:b w:val="0"/>
+                <w:i w:val="0"/>
+                <w:color w:val="64748B"/>
+                <w:sz w:val="16"/>
+              </w:rPr>
+              <w:t>GT-CQ</w:t>
+            </w:r>
+          </w:p>
+        </w:tc>
+        <w:tc>
+          <w:tcPr>
+            <w:tcW w:type="dxa" w:w="4706"/>
+          </w:tcPr>
+          <w:p>
+            <w:r>
+              <w:rPr>
+                <w:b w:val="0"/>
+                <w:i w:val="0"/>
+                <w:sz w:val="17"/>
+              </w:rPr>
+              <w:t>Avertissement!!! Le ménage a consommé 119 Sachets industriel de Petit de Café en poudre soluble  ce qui semble incoherent pour une consommation aucours des 7 derniers jours, prière de verifier et corriger.</w:t>
+            </w:r>
+          </w:p>
+        </w:tc>
+      </w:tr>
+      <w:tr>
+        <w:tc>
+          <w:tcPr>
+            <w:tcW w:type="dxa" w:w="964"/>
+          </w:tcPr>
+          <w:p>
+            <w:r>
+              <w:rPr>
+                <w:b/>
+                <w:i w:val="0"/>
+                <w:color w:val="DC2626"/>
+                <w:sz w:val="16"/>
+              </w:rPr>
+              <w:t>Haute</w:t>
+            </w:r>
+          </w:p>
+        </w:tc>
+        <w:tc>
+          <w:tcPr>
+            <w:tcW w:type="dxa" w:w="1247"/>
+          </w:tcPr>
+          <w:p>
+            <w:r>
+              <w:rPr>
+                <w:b/>
+                <w:i w:val="0"/>
+                <w:sz w:val="16"/>
+              </w:rPr>
+              <w:t>S07</w:t>
+              <w:br/>
+            </w:r>
+            <w:r>
+              <w:rPr>
+                <w:b w:val="0"/>
+                <w:i w:val="0"/>
+                <w:color w:val="64748B"/>
+                <w:sz w:val="14"/>
+              </w:rPr>
+              <w:t>Consommation alimentaire</w:t>
+            </w:r>
+          </w:p>
+        </w:tc>
+        <w:tc>
+          <w:tcPr>
+            <w:tcW w:type="dxa" w:w="1531"/>
+          </w:tcPr>
+          <w:p>
+            <w:r>
+              <w:rPr>
+                <w:b/>
+                <w:i w:val="0"/>
+                <w:color w:val="16A34A"/>
+                <w:sz w:val="16"/>
+              </w:rPr>
+              <w:t>s00q27, s01q00a, s01q12, s01q13, s02q04, s03q11, s03q12, s01q01</w:t>
+            </w:r>
+          </w:p>
+        </w:tc>
+        <w:tc>
+          <w:tcPr>
+            <w:tcW w:type="dxa" w:w="1191"/>
+          </w:tcPr>
+          <w:p>
+            <w:r>
+              <w:rPr>
+                <w:b w:val="0"/>
+                <w:i w:val="0"/>
+                <w:color w:val="64748B"/>
+                <w:sz w:val="16"/>
+              </w:rPr>
+              <w:t>GT-CQ</w:t>
+            </w:r>
+          </w:p>
+        </w:tc>
+        <w:tc>
+          <w:tcPr>
+            <w:tcW w:type="dxa" w:w="4706"/>
+          </w:tcPr>
+          <w:p>
+            <w:r>
+              <w:rPr>
+                <w:b w:val="0"/>
+                <w:i w:val="0"/>
+                <w:sz w:val="17"/>
+              </w:rPr>
+              <w:t>Avertissement!!! Le ménage a consommé 140 Sachets de Petit de Lait en poudre  ce qui semble incoherent pour une consommation aucours des 7 derniers jours, prière de verifier et corriger.</w:t>
+            </w:r>
+          </w:p>
+        </w:tc>
+      </w:tr>
+      <w:tr>
+        <w:tc>
+          <w:tcPr>
+            <w:tcW w:type="dxa" w:w="964"/>
+          </w:tcPr>
+          <w:p>
+            <w:r>
+              <w:rPr>
+                <w:b/>
+                <w:i w:val="0"/>
+                <w:color w:val="DC2626"/>
+                <w:sz w:val="16"/>
+              </w:rPr>
+              <w:t>Haute</w:t>
+            </w:r>
+          </w:p>
+        </w:tc>
+        <w:tc>
+          <w:tcPr>
+            <w:tcW w:type="dxa" w:w="1247"/>
+          </w:tcPr>
+          <w:p>
+            <w:r>
+              <w:rPr>
+                <w:b/>
+                <w:i w:val="0"/>
+                <w:sz w:val="16"/>
+              </w:rPr>
+              <w:t>S07</w:t>
+              <w:br/>
+            </w:r>
+            <w:r>
+              <w:rPr>
+                <w:b w:val="0"/>
+                <w:i w:val="0"/>
+                <w:color w:val="64748B"/>
+                <w:sz w:val="14"/>
+              </w:rPr>
+              <w:t>Consommation alimentaire</w:t>
+            </w:r>
+          </w:p>
+        </w:tc>
+        <w:tc>
+          <w:tcPr>
+            <w:tcW w:type="dxa" w:w="1531"/>
+          </w:tcPr>
+          <w:p>
+            <w:r>
+              <w:rPr>
+                <w:b/>
+                <w:i w:val="0"/>
+                <w:color w:val="16A34A"/>
+                <w:sz w:val="16"/>
+              </w:rPr>
+              <w:t>s00q27, s01q00a, s01q12, s01q13, s02q04, s03q11, s03q12, s01q01</w:t>
+            </w:r>
+          </w:p>
+        </w:tc>
+        <w:tc>
+          <w:tcPr>
+            <w:tcW w:type="dxa" w:w="1191"/>
+          </w:tcPr>
+          <w:p>
+            <w:r>
+              <w:rPr>
+                <w:b w:val="0"/>
+                <w:i w:val="0"/>
+                <w:color w:val="64748B"/>
+                <w:sz w:val="16"/>
+              </w:rPr>
+              <w:t>GT-CQ</w:t>
+            </w:r>
+          </w:p>
+        </w:tc>
+        <w:tc>
+          <w:tcPr>
+            <w:tcW w:type="dxa" w:w="4706"/>
+          </w:tcPr>
+          <w:p>
+            <w:r>
+              <w:rPr>
+                <w:b w:val="0"/>
+                <w:i w:val="0"/>
+                <w:sz w:val="17"/>
+              </w:rPr>
+              <w:t>Avertissement!!! Le ménage a consommé 70 Pot de Petit de Jus de fruits type 2 (Tampico, Pressea,etc.)  ce qui semble incoherent pour une consommation aucours des 7 derniers jours, prière de verifier et corriger.</w:t>
+            </w:r>
+          </w:p>
+        </w:tc>
+      </w:tr>
+      <w:tr>
+        <w:tc>
+          <w:tcPr>
+            <w:tcW w:type="dxa" w:w="964"/>
+          </w:tcPr>
+          <w:p>
+            <w:r>
+              <w:rPr>
+                <w:b/>
+                <w:i w:val="0"/>
+                <w:color w:val="DC2626"/>
+                <w:sz w:val="16"/>
+              </w:rPr>
+              <w:t>Haute</w:t>
+            </w:r>
+          </w:p>
+        </w:tc>
+        <w:tc>
+          <w:tcPr>
+            <w:tcW w:type="dxa" w:w="1247"/>
+          </w:tcPr>
+          <w:p>
+            <w:r>
+              <w:rPr>
+                <w:b/>
+                <w:i w:val="0"/>
+                <w:sz w:val="16"/>
+              </w:rPr>
+              <w:t>S07</w:t>
+              <w:br/>
+            </w:r>
+            <w:r>
+              <w:rPr>
+                <w:b w:val="0"/>
+                <w:i w:val="0"/>
+                <w:color w:val="64748B"/>
+                <w:sz w:val="14"/>
+              </w:rPr>
+              <w:t>Consommation alimentaire</w:t>
+            </w:r>
+          </w:p>
+        </w:tc>
+        <w:tc>
+          <w:tcPr>
+            <w:tcW w:type="dxa" w:w="1531"/>
+          </w:tcPr>
+          <w:p>
+            <w:r>
+              <w:rPr>
+                <w:b/>
+                <w:i w:val="0"/>
+                <w:color w:val="16A34A"/>
+                <w:sz w:val="16"/>
+              </w:rPr>
+              <w:t>s00q27, s01q00a, s01q12, s01q13, s02q04, s03q11, s03q12, s01q01</w:t>
+            </w:r>
+          </w:p>
+        </w:tc>
+        <w:tc>
+          <w:tcPr>
+            <w:tcW w:type="dxa" w:w="1191"/>
+          </w:tcPr>
+          <w:p>
+            <w:r>
+              <w:rPr>
+                <w:b w:val="0"/>
+                <w:i w:val="0"/>
+                <w:color w:val="64748B"/>
+                <w:sz w:val="16"/>
+              </w:rPr>
+              <w:t>GT-CQ</w:t>
+            </w:r>
+          </w:p>
+        </w:tc>
+        <w:tc>
+          <w:tcPr>
+            <w:tcW w:type="dxa" w:w="4706"/>
+          </w:tcPr>
+          <w:p>
+            <w:r>
+              <w:rPr>
+                <w:b w:val="0"/>
+                <w:i w:val="0"/>
+                <w:sz w:val="17"/>
+              </w:rPr>
+              <w:t>Avertissement!!! Le ménage a consommé 70 miche de Moyen de Pain moderne  ce qui semble incoherent pour une consommation aucours des 7 derniers jours, prière de verifier et corriger.</w:t>
+            </w:r>
+          </w:p>
+        </w:tc>
+      </w:tr>
+      <w:tr>
+        <w:tc>
+          <w:tcPr>
+            <w:tcW w:type="dxa" w:w="964"/>
+          </w:tcPr>
+          <w:p>
+            <w:r>
+              <w:rPr>
+                <w:b/>
+                <w:i w:val="0"/>
+                <w:color w:val="DC2626"/>
+                <w:sz w:val="16"/>
+              </w:rPr>
+              <w:t>Haute</w:t>
+            </w:r>
+          </w:p>
+        </w:tc>
+        <w:tc>
+          <w:tcPr>
+            <w:tcW w:type="dxa" w:w="1247"/>
+          </w:tcPr>
+          <w:p>
+            <w:r>
+              <w:rPr>
+                <w:b/>
+                <w:i w:val="0"/>
+                <w:sz w:val="16"/>
+              </w:rPr>
+              <w:t>S07</w:t>
+              <w:br/>
+            </w:r>
+            <w:r>
+              <w:rPr>
+                <w:b w:val="0"/>
+                <w:i w:val="0"/>
+                <w:color w:val="64748B"/>
+                <w:sz w:val="14"/>
+              </w:rPr>
+              <w:t>Consommation alimentaire</w:t>
+            </w:r>
+          </w:p>
+        </w:tc>
+        <w:tc>
+          <w:tcPr>
+            <w:tcW w:type="dxa" w:w="1531"/>
+          </w:tcPr>
+          <w:p>
+            <w:r>
+              <w:rPr>
+                <w:b/>
+                <w:i w:val="0"/>
+                <w:color w:val="16A34A"/>
+                <w:sz w:val="16"/>
+              </w:rPr>
+              <w:t>s00q27, s01q00a, s01q12, s01q13, s02q04, s03q11, s03q12, s01q01</w:t>
+            </w:r>
+          </w:p>
+        </w:tc>
+        <w:tc>
+          <w:tcPr>
+            <w:tcW w:type="dxa" w:w="1191"/>
+          </w:tcPr>
+          <w:p>
+            <w:r>
+              <w:rPr>
+                <w:b w:val="0"/>
+                <w:i w:val="0"/>
+                <w:color w:val="64748B"/>
+                <w:sz w:val="16"/>
+              </w:rPr>
+              <w:t>GT-CQ</w:t>
+            </w:r>
+          </w:p>
+        </w:tc>
+        <w:tc>
+          <w:tcPr>
+            <w:tcW w:type="dxa" w:w="4706"/>
+          </w:tcPr>
+          <w:p>
+            <w:r>
+              <w:rPr>
+                <w:b w:val="0"/>
+                <w:i w:val="0"/>
+                <w:sz w:val="17"/>
+              </w:rPr>
+              <w:t>Avertissement!!! Le ménage a consommé 73 Boite de tomate/Pot de Moyen de Riz importé brisé  ce qui semble incoherent pour une consommation aucours des 7 derniers jours, prière de verifier et corriger.</w:t>
+            </w:r>
+          </w:p>
+        </w:tc>
+      </w:tr>
+      <w:tr>
+        <w:tc>
+          <w:tcPr>
+            <w:tcW w:type="dxa" w:w="964"/>
+          </w:tcPr>
+          <w:p>
+            <w:r>
+              <w:rPr>
+                <w:b/>
+                <w:i w:val="0"/>
+                <w:color w:val="EA580C"/>
+                <w:sz w:val="16"/>
+              </w:rPr>
+              <w:t>Moyenne</w:t>
+            </w:r>
+          </w:p>
+        </w:tc>
+        <w:tc>
+          <w:tcPr>
+            <w:tcW w:type="dxa" w:w="1247"/>
+          </w:tcPr>
+          <w:p>
+            <w:r>
+              <w:rPr>
+                <w:b/>
+                <w:i w:val="0"/>
+                <w:sz w:val="16"/>
+              </w:rPr>
+              <w:t>S00</w:t>
+              <w:br/>
+            </w:r>
+            <w:r>
+              <w:rPr>
+                <w:b w:val="0"/>
+                <w:i w:val="0"/>
+                <w:color w:val="64748B"/>
+                <w:sz w:val="14"/>
+              </w:rPr>
+              <w:t>Identification</w:t>
+            </w:r>
+          </w:p>
+        </w:tc>
+        <w:tc>
+          <w:tcPr>
+            <w:tcW w:type="dxa" w:w="1531"/>
+          </w:tcPr>
+          <w:p>
+            <w:r>
+              <w:rPr>
+                <w:b/>
+                <w:i w:val="0"/>
+                <w:color w:val="16A34A"/>
+                <w:sz w:val="16"/>
+              </w:rPr>
+              <w:t>—</w:t>
+            </w:r>
+          </w:p>
+        </w:tc>
+        <w:tc>
+          <w:tcPr>
+            <w:tcW w:type="dxa" w:w="1191"/>
+          </w:tcPr>
+          <w:p>
+            <w:r>
+              <w:rPr>
+                <w:b w:val="0"/>
+                <w:i w:val="0"/>
+                <w:color w:val="64748B"/>
+                <w:sz w:val="16"/>
+              </w:rPr>
+              <w:t>GT-CQ</w:t>
+            </w:r>
+          </w:p>
+        </w:tc>
+        <w:tc>
+          <w:tcPr>
+            <w:tcW w:type="dxa" w:w="4706"/>
+          </w:tcPr>
+          <w:p>
+            <w:r>
+              <w:rPr>
+                <w:b w:val="0"/>
+                <w:i w:val="0"/>
+                <w:sz w:val="17"/>
+              </w:rPr>
+              <w:t>Il est obligatoire de prendre les coordonnées Gps avant d'administrer le questionnaire.</w:t>
+            </w:r>
+          </w:p>
+        </w:tc>
+      </w:tr>
+      <w:tr>
+        <w:tc>
+          <w:tcPr>
+            <w:tcW w:type="dxa" w:w="964"/>
+          </w:tcPr>
+          <w:p>
+            <w:r>
+              <w:rPr>
+                <w:b/>
+                <w:i w:val="0"/>
+                <w:color w:val="EA580C"/>
+                <w:sz w:val="16"/>
+              </w:rPr>
+              <w:t>Moyenne</w:t>
+            </w:r>
+          </w:p>
+        </w:tc>
+        <w:tc>
+          <w:tcPr>
+            <w:tcW w:type="dxa" w:w="1247"/>
+          </w:tcPr>
+          <w:p>
+            <w:r>
+              <w:rPr>
+                <w:b/>
+                <w:i w:val="0"/>
+                <w:sz w:val="16"/>
+              </w:rPr>
+              <w:t>S00</w:t>
+              <w:br/>
+            </w:r>
+            <w:r>
+              <w:rPr>
+                <w:b w:val="0"/>
+                <w:i w:val="0"/>
+                <w:color w:val="64748B"/>
+                <w:sz w:val="14"/>
+              </w:rPr>
+              <w:t>Identification</w:t>
+            </w:r>
+          </w:p>
+        </w:tc>
+        <w:tc>
+          <w:tcPr>
+            <w:tcW w:type="dxa" w:w="1531"/>
+          </w:tcPr>
+          <w:p>
+            <w:r>
+              <w:rPr>
+                <w:b/>
+                <w:i w:val="0"/>
+                <w:color w:val="16A34A"/>
+                <w:sz w:val="16"/>
+              </w:rPr>
+              <w:t>—</w:t>
+            </w:r>
+          </w:p>
+        </w:tc>
+        <w:tc>
+          <w:tcPr>
+            <w:tcW w:type="dxa" w:w="1191"/>
+          </w:tcPr>
+          <w:p>
+            <w:r>
+              <w:rPr>
+                <w:b w:val="0"/>
+                <w:i w:val="0"/>
+                <w:color w:val="64748B"/>
+                <w:sz w:val="16"/>
+              </w:rPr>
+              <w:t>GT-CQ</w:t>
+            </w:r>
+          </w:p>
+        </w:tc>
+        <w:tc>
+          <w:tcPr>
+            <w:tcW w:type="dxa" w:w="4706"/>
+          </w:tcPr>
+          <w:p>
+            <w:r>
+              <w:rPr>
+                <w:b w:val="0"/>
+                <w:i w:val="0"/>
+                <w:sz w:val="17"/>
+              </w:rPr>
+              <w:t>Prière de prendre les coordonnées GPS.</w:t>
+            </w:r>
+          </w:p>
+        </w:tc>
+      </w:tr>
+      <w:tr>
+        <w:tc>
+          <w:tcPr>
+            <w:tcW w:type="dxa" w:w="964"/>
+          </w:tcPr>
+          <w:p>
+            <w:r>
+              <w:rPr>
+                <w:b/>
+                <w:i w:val="0"/>
+                <w:color w:val="EA580C"/>
+                <w:sz w:val="16"/>
+              </w:rPr>
+              <w:t>Moyenne</w:t>
+            </w:r>
+          </w:p>
+        </w:tc>
+        <w:tc>
+          <w:tcPr>
+            <w:tcW w:type="dxa" w:w="1247"/>
+          </w:tcPr>
+          <w:p>
+            <w:r>
+              <w:rPr>
+                <w:b/>
+                <w:i w:val="0"/>
+                <w:sz w:val="16"/>
+              </w:rPr>
+              <w:t>S00</w:t>
+              <w:br/>
+            </w:r>
+            <w:r>
+              <w:rPr>
+                <w:b w:val="0"/>
+                <w:i w:val="0"/>
+                <w:color w:val="64748B"/>
+                <w:sz w:val="14"/>
+              </w:rPr>
+              <w:t>Identification</w:t>
+            </w:r>
+          </w:p>
+        </w:tc>
+        <w:tc>
+          <w:tcPr>
+            <w:tcW w:type="dxa" w:w="1531"/>
+          </w:tcPr>
+          <w:p>
+            <w:r>
+              <w:rPr>
+                <w:b/>
+                <w:i w:val="0"/>
+                <w:color w:val="16A34A"/>
+                <w:sz w:val="16"/>
+              </w:rPr>
+              <w:t>—</w:t>
+            </w:r>
+          </w:p>
+        </w:tc>
+        <w:tc>
+          <w:tcPr>
+            <w:tcW w:type="dxa" w:w="1191"/>
+          </w:tcPr>
+          <w:p>
+            <w:r>
+              <w:rPr>
+                <w:b w:val="0"/>
+                <w:i w:val="0"/>
+                <w:color w:val="64748B"/>
+                <w:sz w:val="16"/>
+              </w:rPr>
+              <w:t>GT-CQ</w:t>
+            </w:r>
+          </w:p>
+        </w:tc>
+        <w:tc>
+          <w:tcPr>
+            <w:tcW w:type="dxa" w:w="4706"/>
+          </w:tcPr>
+          <w:p>
+            <w:r>
+              <w:rPr>
+                <w:b w:val="0"/>
+                <w:i w:val="0"/>
+                <w:sz w:val="17"/>
+              </w:rPr>
+              <w:t>Les coordonnées GPS ménage prises lors de l'enquête principale diffèrent de celles du dénombrement, êtes vous sûr d'avoir enquêté le bon ménage si non chercher le bon ménage.</w:t>
+            </w:r>
+          </w:p>
+        </w:tc>
+      </w:tr>
+      <w:tr>
+        <w:tc>
+          <w:tcPr>
+            <w:tcW w:type="dxa" w:w="964"/>
+          </w:tcPr>
+          <w:p>
+            <w:r>
+              <w:rPr>
+                <w:b/>
+                <w:i w:val="0"/>
+                <w:color w:val="EA580C"/>
+                <w:sz w:val="16"/>
+              </w:rPr>
+              <w:t>Moyenne</w:t>
+            </w:r>
+          </w:p>
+        </w:tc>
+        <w:tc>
+          <w:tcPr>
+            <w:tcW w:type="dxa" w:w="1247"/>
+          </w:tcPr>
+          <w:p>
+            <w:r>
+              <w:rPr>
+                <w:b/>
+                <w:i w:val="0"/>
+                <w:sz w:val="16"/>
+              </w:rPr>
+              <w:t>S00</w:t>
+              <w:br/>
+            </w:r>
+            <w:r>
+              <w:rPr>
+                <w:b w:val="0"/>
+                <w:i w:val="0"/>
+                <w:color w:val="64748B"/>
+                <w:sz w:val="14"/>
+              </w:rPr>
+              <w:t>Identification</w:t>
+            </w:r>
+          </w:p>
+        </w:tc>
+        <w:tc>
+          <w:tcPr>
+            <w:tcW w:type="dxa" w:w="1531"/>
+          </w:tcPr>
+          <w:p>
+            <w:r>
+              <w:rPr>
+                <w:b/>
+                <w:i w:val="0"/>
+                <w:color w:val="16A34A"/>
+                <w:sz w:val="16"/>
+              </w:rPr>
+              <w:t>—</w:t>
+            </w:r>
+          </w:p>
+        </w:tc>
+        <w:tc>
+          <w:tcPr>
+            <w:tcW w:type="dxa" w:w="1191"/>
+          </w:tcPr>
+          <w:p>
+            <w:r>
+              <w:rPr>
+                <w:b w:val="0"/>
+                <w:i w:val="0"/>
+                <w:color w:val="64748B"/>
+                <w:sz w:val="16"/>
+              </w:rPr>
+              <w:t>GT-CQ</w:t>
+            </w:r>
+          </w:p>
+        </w:tc>
+        <w:tc>
+          <w:tcPr>
+            <w:tcW w:type="dxa" w:w="4706"/>
+          </w:tcPr>
+          <w:p>
+            <w:r>
+              <w:rPr>
+                <w:b w:val="0"/>
+                <w:i w:val="0"/>
+                <w:sz w:val="17"/>
+              </w:rPr>
+              <w:t>L'adresse ou la localisation du ménage doit être bien renseignée, ne doit pas contenir des numéros de téléphone et elle semble courte pour être une adresse.</w:t>
+            </w:r>
+          </w:p>
+        </w:tc>
+      </w:tr>
+      <w:tr>
+        <w:tc>
+          <w:tcPr>
+            <w:tcW w:type="dxa" w:w="964"/>
+          </w:tcPr>
+          <w:p>
+            <w:r>
+              <w:rPr>
+                <w:b/>
+                <w:i w:val="0"/>
+                <w:color w:val="EA580C"/>
+                <w:sz w:val="16"/>
+              </w:rPr>
+              <w:t>Moyenne</w:t>
+            </w:r>
+          </w:p>
+        </w:tc>
+        <w:tc>
+          <w:tcPr>
+            <w:tcW w:type="dxa" w:w="1247"/>
+          </w:tcPr>
+          <w:p>
+            <w:r>
+              <w:rPr>
+                <w:b/>
+                <w:i w:val="0"/>
+                <w:sz w:val="16"/>
+              </w:rPr>
+              <w:t>S00</w:t>
+              <w:br/>
+            </w:r>
+            <w:r>
+              <w:rPr>
+                <w:b w:val="0"/>
+                <w:i w:val="0"/>
+                <w:color w:val="64748B"/>
+                <w:sz w:val="14"/>
+              </w:rPr>
+              <w:t>Identification</w:t>
+            </w:r>
+          </w:p>
+        </w:tc>
+        <w:tc>
+          <w:tcPr>
+            <w:tcW w:type="dxa" w:w="1531"/>
+          </w:tcPr>
+          <w:p>
+            <w:r>
+              <w:rPr>
+                <w:b/>
+                <w:i w:val="0"/>
+                <w:color w:val="16A34A"/>
+                <w:sz w:val="16"/>
+              </w:rPr>
+              <w:t>—</w:t>
+            </w:r>
+          </w:p>
+        </w:tc>
+        <w:tc>
+          <w:tcPr>
+            <w:tcW w:type="dxa" w:w="1191"/>
+          </w:tcPr>
+          <w:p>
+            <w:r>
+              <w:rPr>
+                <w:b w:val="0"/>
+                <w:i w:val="0"/>
+                <w:color w:val="64748B"/>
+                <w:sz w:val="16"/>
+              </w:rPr>
+              <w:t>GT-CQ</w:t>
+            </w:r>
+          </w:p>
+        </w:tc>
+        <w:tc>
+          <w:tcPr>
+            <w:tcW w:type="dxa" w:w="4706"/>
+          </w:tcPr>
+          <w:p>
+            <w:r>
+              <w:rPr>
+                <w:b w:val="0"/>
+                <w:i w:val="0"/>
+                <w:sz w:val="17"/>
+              </w:rPr>
+              <w:t>Prière de renseigner la bonne adresse.</w:t>
+            </w:r>
+          </w:p>
+        </w:tc>
+      </w:tr>
+      <w:tr>
+        <w:tc>
+          <w:tcPr>
+            <w:tcW w:type="dxa" w:w="964"/>
+          </w:tcPr>
+          <w:p>
+            <w:r>
+              <w:rPr>
+                <w:b/>
+                <w:i w:val="0"/>
+                <w:color w:val="EA580C"/>
+                <w:sz w:val="16"/>
+              </w:rPr>
+              <w:t>Moyenne</w:t>
+            </w:r>
+          </w:p>
+        </w:tc>
+        <w:tc>
+          <w:tcPr>
+            <w:tcW w:type="dxa" w:w="1247"/>
+          </w:tcPr>
+          <w:p>
+            <w:r>
+              <w:rPr>
+                <w:b/>
+                <w:i w:val="0"/>
+                <w:sz w:val="16"/>
+              </w:rPr>
+              <w:t>S01</w:t>
+              <w:br/>
+            </w:r>
+            <w:r>
+              <w:rPr>
+                <w:b w:val="0"/>
+                <w:i w:val="0"/>
+                <w:color w:val="64748B"/>
+                <w:sz w:val="14"/>
+              </w:rPr>
+              <w:t>Démographie</w:t>
+            </w:r>
+          </w:p>
+        </w:tc>
+        <w:tc>
+          <w:tcPr>
+            <w:tcW w:type="dxa" w:w="1531"/>
+          </w:tcPr>
+          <w:p>
+            <w:r>
+              <w:rPr>
+                <w:b/>
+                <w:i w:val="0"/>
+                <w:color w:val="16A34A"/>
+                <w:sz w:val="16"/>
+              </w:rPr>
+              <w:t>s01q23, s01q00b, s01q23_autre</w:t>
+            </w:r>
+          </w:p>
+        </w:tc>
+        <w:tc>
+          <w:tcPr>
+            <w:tcW w:type="dxa" w:w="1191"/>
+          </w:tcPr>
+          <w:p>
+            <w:r>
+              <w:rPr>
+                <w:b w:val="0"/>
+                <w:i w:val="0"/>
+                <w:color w:val="64748B"/>
+                <w:sz w:val="16"/>
+              </w:rPr>
+              <w:t>GT-CQ</w:t>
+            </w:r>
+          </w:p>
+        </w:tc>
+        <w:tc>
+          <w:tcPr>
+            <w:tcW w:type="dxa" w:w="4706"/>
+          </w:tcPr>
+          <w:p>
+            <w:r>
+              <w:rPr>
+                <w:b w:val="0"/>
+                <w:i w:val="0"/>
+                <w:sz w:val="17"/>
+              </w:rPr>
+              <w:t>L'utilisations de l'internet  de AISSATOU BA est jeux et semble exister dans les modalités, prière de prendre attache avec le QG pour plus d'explication afin de la classer bien.</w:t>
+            </w:r>
+          </w:p>
+        </w:tc>
+      </w:tr>
+      <w:tr>
+        <w:tc>
+          <w:tcPr>
+            <w:tcW w:type="dxa" w:w="964"/>
+          </w:tcPr>
+          <w:p>
+            <w:r>
+              <w:rPr>
+                <w:b/>
+                <w:i w:val="0"/>
+                <w:color w:val="EA580C"/>
+                <w:sz w:val="16"/>
+              </w:rPr>
+              <w:t>Moyenne</w:t>
+            </w:r>
+          </w:p>
+        </w:tc>
+        <w:tc>
+          <w:tcPr>
+            <w:tcW w:type="dxa" w:w="1247"/>
+          </w:tcPr>
+          <w:p>
+            <w:r>
+              <w:rPr>
+                <w:b/>
+                <w:i w:val="0"/>
+                <w:sz w:val="16"/>
+              </w:rPr>
+              <w:t>S01</w:t>
+              <w:br/>
+            </w:r>
+            <w:r>
+              <w:rPr>
+                <w:b w:val="0"/>
+                <w:i w:val="0"/>
+                <w:color w:val="64748B"/>
+                <w:sz w:val="14"/>
+              </w:rPr>
+              <w:t>Démographie</w:t>
+            </w:r>
+          </w:p>
+        </w:tc>
+        <w:tc>
+          <w:tcPr>
+            <w:tcW w:type="dxa" w:w="1531"/>
+          </w:tcPr>
+          <w:p>
+            <w:r>
+              <w:rPr>
+                <w:b/>
+                <w:i w:val="0"/>
+                <w:color w:val="16A34A"/>
+                <w:sz w:val="16"/>
+              </w:rPr>
+              <w:t>—</w:t>
+            </w:r>
+          </w:p>
+        </w:tc>
+        <w:tc>
+          <w:tcPr>
+            <w:tcW w:type="dxa" w:w="1191"/>
+          </w:tcPr>
+          <w:p>
+            <w:r>
+              <w:rPr>
+                <w:b w:val="0"/>
+                <w:i w:val="0"/>
+                <w:color w:val="64748B"/>
+                <w:sz w:val="16"/>
+              </w:rPr>
+              <w:t>GT-CQ</w:t>
+            </w:r>
+          </w:p>
+        </w:tc>
+        <w:tc>
+          <w:tcPr>
+            <w:tcW w:type="dxa" w:w="4706"/>
+          </w:tcPr>
+          <w:p>
+            <w:r>
+              <w:rPr>
+                <w:b w:val="0"/>
+                <w:i w:val="0"/>
+                <w:sz w:val="17"/>
+              </w:rPr>
+              <w:t>Dans le cas contraire rassurez vous que c'est bien son fils/fille biologique.</w:t>
+            </w:r>
+          </w:p>
+        </w:tc>
+      </w:tr>
+      <w:tr>
+        <w:tc>
+          <w:tcPr>
+            <w:tcW w:type="dxa" w:w="964"/>
+          </w:tcPr>
+          <w:p>
+            <w:r>
+              <w:rPr>
+                <w:b/>
+                <w:i w:val="0"/>
+                <w:color w:val="EA580C"/>
+                <w:sz w:val="16"/>
+              </w:rPr>
+              <w:t>Moyenne</w:t>
+            </w:r>
+          </w:p>
+        </w:tc>
+        <w:tc>
+          <w:tcPr>
+            <w:tcW w:type="dxa" w:w="1247"/>
+          </w:tcPr>
+          <w:p>
+            <w:r>
+              <w:rPr>
+                <w:b/>
+                <w:i w:val="0"/>
+                <w:sz w:val="16"/>
+              </w:rPr>
+              <w:t>S01</w:t>
+              <w:br/>
+            </w:r>
+            <w:r>
+              <w:rPr>
+                <w:b w:val="0"/>
+                <w:i w:val="0"/>
+                <w:color w:val="64748B"/>
+                <w:sz w:val="14"/>
+              </w:rPr>
+              <w:t>Démographie</w:t>
+            </w:r>
+          </w:p>
+        </w:tc>
+        <w:tc>
+          <w:tcPr>
+            <w:tcW w:type="dxa" w:w="1531"/>
+          </w:tcPr>
+          <w:p>
+            <w:r>
+              <w:rPr>
+                <w:b/>
+                <w:i w:val="0"/>
+                <w:color w:val="16A34A"/>
+                <w:sz w:val="16"/>
+              </w:rPr>
+              <w:t>—</w:t>
+            </w:r>
+          </w:p>
+        </w:tc>
+        <w:tc>
+          <w:tcPr>
+            <w:tcW w:type="dxa" w:w="1191"/>
+          </w:tcPr>
+          <w:p>
+            <w:r>
+              <w:rPr>
+                <w:b w:val="0"/>
+                <w:i w:val="0"/>
+                <w:color w:val="64748B"/>
+                <w:sz w:val="16"/>
+              </w:rPr>
+              <w:t>GT-CQ</w:t>
+            </w:r>
+          </w:p>
+        </w:tc>
+        <w:tc>
+          <w:tcPr>
+            <w:tcW w:type="dxa" w:w="4706"/>
+          </w:tcPr>
+          <w:p>
+            <w:r>
+              <w:rPr>
+                <w:b w:val="0"/>
+                <w:i w:val="0"/>
+                <w:sz w:val="17"/>
+              </w:rPr>
+              <w:t>Prière de verifier l'information donnée par YACINE WADE ou corriger au niveau de la section 1.</w:t>
+            </w:r>
+          </w:p>
+        </w:tc>
+      </w:tr>
+      <w:tr>
+        <w:tc>
+          <w:tcPr>
+            <w:tcW w:type="dxa" w:w="964"/>
+          </w:tcPr>
+          <w:p>
+            <w:r>
+              <w:rPr>
+                <w:b/>
+                <w:i w:val="0"/>
+                <w:color w:val="EA580C"/>
+                <w:sz w:val="16"/>
+              </w:rPr>
+              <w:t>Moyenne</w:t>
+            </w:r>
+          </w:p>
+        </w:tc>
+        <w:tc>
+          <w:tcPr>
+            <w:tcW w:type="dxa" w:w="1247"/>
+          </w:tcPr>
+          <w:p>
+            <w:r>
+              <w:rPr>
+                <w:b/>
+                <w:i w:val="0"/>
+                <w:sz w:val="16"/>
+              </w:rPr>
+              <w:t>S01</w:t>
+              <w:br/>
+            </w:r>
+            <w:r>
+              <w:rPr>
+                <w:b w:val="0"/>
+                <w:i w:val="0"/>
+                <w:color w:val="64748B"/>
+                <w:sz w:val="14"/>
+              </w:rPr>
+              <w:t>Démographie</w:t>
+            </w:r>
+          </w:p>
+        </w:tc>
+        <w:tc>
+          <w:tcPr>
+            <w:tcW w:type="dxa" w:w="1531"/>
+          </w:tcPr>
+          <w:p>
+            <w:r>
+              <w:rPr>
+                <w:b/>
+                <w:i w:val="0"/>
+                <w:color w:val="16A34A"/>
+                <w:sz w:val="16"/>
+              </w:rPr>
+              <w:t>s01q23, s01q00b, s01q23_autre</w:t>
+            </w:r>
+          </w:p>
+        </w:tc>
+        <w:tc>
+          <w:tcPr>
+            <w:tcW w:type="dxa" w:w="1191"/>
+          </w:tcPr>
+          <w:p>
+            <w:r>
+              <w:rPr>
+                <w:b w:val="0"/>
+                <w:i w:val="0"/>
+                <w:color w:val="64748B"/>
+                <w:sz w:val="16"/>
+              </w:rPr>
+              <w:t>GT-CQ</w:t>
+            </w:r>
+          </w:p>
+        </w:tc>
+        <w:tc>
+          <w:tcPr>
+            <w:tcW w:type="dxa" w:w="4706"/>
+          </w:tcPr>
+          <w:p>
+            <w:r>
+              <w:rPr>
+                <w:b w:val="0"/>
+                <w:i w:val="0"/>
+                <w:sz w:val="17"/>
+              </w:rPr>
+              <w:t>L'utilisations de l'internet  de FATOUMATA KOUNADI SIDIBE est jeux et semble exister dans les modalités, prière de prendre attache avec le QG pour plus d'explication afin de la classer bien.</w:t>
+            </w:r>
+          </w:p>
+        </w:tc>
+      </w:tr>
+      <w:tr>
+        <w:tc>
+          <w:tcPr>
+            <w:tcW w:type="dxa" w:w="964"/>
+          </w:tcPr>
+          <w:p>
+            <w:r>
+              <w:rPr>
+                <w:b/>
+                <w:i w:val="0"/>
+                <w:color w:val="EA580C"/>
+                <w:sz w:val="16"/>
+              </w:rPr>
+              <w:t>Moyenne</w:t>
+            </w:r>
+          </w:p>
+        </w:tc>
+        <w:tc>
+          <w:tcPr>
+            <w:tcW w:type="dxa" w:w="1247"/>
+          </w:tcPr>
+          <w:p>
+            <w:r>
+              <w:rPr>
+                <w:b/>
+                <w:i w:val="0"/>
+                <w:sz w:val="16"/>
+              </w:rPr>
+              <w:t>S01</w:t>
+              <w:br/>
+            </w:r>
+            <w:r>
+              <w:rPr>
+                <w:b w:val="0"/>
+                <w:i w:val="0"/>
+                <w:color w:val="64748B"/>
+                <w:sz w:val="14"/>
+              </w:rPr>
+              <w:t>Démographie</w:t>
+            </w:r>
+          </w:p>
+        </w:tc>
+        <w:tc>
+          <w:tcPr>
+            <w:tcW w:type="dxa" w:w="1531"/>
+          </w:tcPr>
+          <w:p>
+            <w:r>
+              <w:rPr>
+                <w:b/>
+                <w:i w:val="0"/>
+                <w:color w:val="16A34A"/>
+                <w:sz w:val="16"/>
+              </w:rPr>
+              <w:t>s01q23, s01q00b, s01q23_autre</w:t>
+            </w:r>
+          </w:p>
+        </w:tc>
+        <w:tc>
+          <w:tcPr>
+            <w:tcW w:type="dxa" w:w="1191"/>
+          </w:tcPr>
+          <w:p>
+            <w:r>
+              <w:rPr>
+                <w:b w:val="0"/>
+                <w:i w:val="0"/>
+                <w:color w:val="64748B"/>
+                <w:sz w:val="16"/>
+              </w:rPr>
+              <w:t>GT-CQ</w:t>
+            </w:r>
+          </w:p>
+        </w:tc>
+        <w:tc>
+          <w:tcPr>
+            <w:tcW w:type="dxa" w:w="4706"/>
+          </w:tcPr>
+          <w:p>
+            <w:r>
+              <w:rPr>
+                <w:b w:val="0"/>
+                <w:i w:val="0"/>
+                <w:sz w:val="17"/>
+              </w:rPr>
+              <w:t>L'utilisations de l'internet  de SASDIO DIALLO est jeux et semble exister dans les modalités, prière de prendre attache avec le QG pour plus d'explication afin de la classer bien.</w:t>
+            </w:r>
+          </w:p>
+        </w:tc>
+      </w:tr>
+      <w:tr>
+        <w:tc>
+          <w:tcPr>
+            <w:tcW w:type="dxa" w:w="964"/>
+          </w:tcPr>
+          <w:p>
+            <w:r>
+              <w:rPr>
+                <w:b/>
+                <w:i w:val="0"/>
+                <w:color w:val="EA580C"/>
+                <w:sz w:val="16"/>
+              </w:rPr>
+              <w:t>Moyenne</w:t>
+            </w:r>
+          </w:p>
+        </w:tc>
+        <w:tc>
+          <w:tcPr>
+            <w:tcW w:type="dxa" w:w="1247"/>
+          </w:tcPr>
+          <w:p>
+            <w:r>
+              <w:rPr>
+                <w:b/>
+                <w:i w:val="0"/>
+                <w:sz w:val="16"/>
+              </w:rPr>
               <w:t>S02</w:t>
               <w:br/>
             </w:r>
@@ -1624,7 +3244,7 @@
                 <w:color w:val="16A34A"/>
                 <w:sz w:val="16"/>
               </w:rPr>
-              <w:t>—</w:t>
+              <w:t>s01q63, s00q04, s02q25, s01q00b, s02q17_2, s02q15_2</w:t>
             </w:r>
           </w:p>
         </w:tc>
@@ -1655,7 +3275,7 @@
                 <w:i w:val="0"/>
                 <w:sz w:val="17"/>
               </w:rPr>
-              <w:t>Incohérent!! Le niveau d'instruction déclaré par l'un des enfants (Primaire) au niveau de la section 1 de TIDA FANNE diffère de celui donné par TIDA FANNE lui-même qui affirme ne pas avoir frequenté l'école formelle.</w:t>
+              <w:t>Dans les milieux urbains c'est peu probable de voir une école dont les élèves ou étudiants ne dépensent pas en frais d'uniformes, prière de verifier pour AISSATOU BA qui fréquente 1ére année de Secondaire 1 (Moyen) Général et corriger ou confirmer avec le QG.</w:t>
             </w:r>
           </w:p>
         </w:tc>
@@ -1670,10 +3290,10 @@
               <w:rPr>
                 <w:b/>
                 <w:i w:val="0"/>
-                <w:color w:val="DC2626"/>
-                <w:sz w:val="16"/>
-              </w:rPr>
-              <w:t>Haute</w:t>
+                <w:color w:val="EA580C"/>
+                <w:sz w:val="16"/>
+              </w:rPr>
+              <w:t>Moyenne</w:t>
             </w:r>
           </w:p>
         </w:tc>
@@ -1688,7 +3308,7 @@
                 <w:i w:val="0"/>
                 <w:sz w:val="16"/>
               </w:rPr>
-              <w:t>S03</w:t>
+              <w:t>S02</w:t>
               <w:br/>
             </w:r>
             <w:r>
@@ -1698,7 +3318,7 @@
                 <w:color w:val="64748B"/>
                 <w:sz w:val="14"/>
               </w:rPr>
-              <w:t>Santé</w:t>
+              <w:t>Éducation</w:t>
             </w:r>
           </w:p>
         </w:tc>
@@ -1714,7 +3334,7 @@
                 <w:color w:val="16A34A"/>
                 <w:sz w:val="16"/>
               </w:rPr>
-              <w:t>—</w:t>
+              <w:t>s01q63, s00q04, s02q25, s01q00b, s02q17_2, s02q15_2</w:t>
             </w:r>
           </w:p>
         </w:tc>
@@ -1745,7 +3365,7 @@
                 <w:i w:val="0"/>
                 <w:sz w:val="17"/>
               </w:rPr>
-              <w:t>Incohérent !!! TIDA DIEME s'est consulté la première fois pour cette maladie (Problème de tension) chez un médecin généraliste et vous dites que  TIDA DIEME n'est pas concerné par le montant des frais de consultation d'un médecin généraliste (3.14=9999).</w:t>
+              <w:t>Dans les milieux urbains c'est peu probable de voir une école dont les élèves ou étudiants ne dépensent pas en frais d'uniformes, prière de verifier pour FATOUMATA KOUNADI SIDIBE qui fréquente 1ére année de Secondaire 1 (Moyen) Général et corriger ou confirmer avec le QG.</w:t>
             </w:r>
           </w:p>
         </w:tc>
@@ -1760,10 +3380,10 @@
               <w:rPr>
                 <w:b/>
                 <w:i w:val="0"/>
-                <w:color w:val="DC2626"/>
-                <w:sz w:val="16"/>
-              </w:rPr>
-              <w:t>Haute</w:t>
+                <w:color w:val="EA580C"/>
+                <w:sz w:val="16"/>
+              </w:rPr>
+              <w:t>Moyenne</w:t>
             </w:r>
           </w:p>
         </w:tc>
@@ -1778,7 +3398,7 @@
                 <w:i w:val="0"/>
                 <w:sz w:val="16"/>
               </w:rPr>
-              <w:t>S03</w:t>
+              <w:t>S02</w:t>
               <w:br/>
             </w:r>
             <w:r>
@@ -1788,7 +3408,7 @@
                 <w:color w:val="64748B"/>
                 <w:sz w:val="14"/>
               </w:rPr>
-              <w:t>Santé</w:t>
+              <w:t>Éducation</w:t>
             </w:r>
           </w:p>
         </w:tc>
@@ -1804,7 +3424,7 @@
                 <w:color w:val="16A34A"/>
                 <w:sz w:val="16"/>
               </w:rPr>
-              <w:t>—</w:t>
+              <w:t>s01q63, s00q04, s02q25, s01q00b, s02q17_2, s02q15_2</w:t>
             </w:r>
           </w:p>
         </w:tc>
@@ -1835,7 +3455,7 @@
                 <w:i w:val="0"/>
                 <w:sz w:val="17"/>
               </w:rPr>
-              <w:t>Prière de verifier cette incohérence auprès de l'enquêté ou confirmer.</w:t>
+              <w:t>Dans les milieux urbains c'est peu probable de voir une école dont les élèves ou étudiants ne dépensent pas en frais d'uniformes, prière de verifier pour IBRAHIMA DJITE qui fréquente 3ème année de Primaire et corriger ou confirmer avec le QG.</w:t>
             </w:r>
           </w:p>
         </w:tc>
@@ -1850,10 +3470,10 @@
               <w:rPr>
                 <w:b/>
                 <w:i w:val="0"/>
-                <w:color w:val="DC2626"/>
-                <w:sz w:val="16"/>
-              </w:rPr>
-              <w:t>Haute</w:t>
+                <w:color w:val="EA580C"/>
+                <w:sz w:val="16"/>
+              </w:rPr>
+              <w:t>Moyenne</w:t>
             </w:r>
           </w:p>
         </w:tc>
@@ -1868,7 +3488,7 @@
                 <w:i w:val="0"/>
                 <w:sz w:val="16"/>
               </w:rPr>
-              <w:t>S03</w:t>
+              <w:t>S02</w:t>
               <w:br/>
             </w:r>
             <w:r>
@@ -1878,7 +3498,7 @@
                 <w:color w:val="64748B"/>
                 <w:sz w:val="14"/>
               </w:rPr>
-              <w:t>Santé</w:t>
+              <w:t>Éducation</w:t>
             </w:r>
           </w:p>
         </w:tc>
@@ -1894,7 +3514,7 @@
                 <w:color w:val="16A34A"/>
                 <w:sz w:val="16"/>
               </w:rPr>
-              <w:t>—</w:t>
+              <w:t>s01q63, s00q04, s02q25, s01q00b, s02q17_2, s02q15_2</w:t>
             </w:r>
           </w:p>
         </w:tc>
@@ -1925,7 +3545,7 @@
                 <w:i w:val="0"/>
                 <w:sz w:val="17"/>
               </w:rPr>
-              <w:t>Incohérent !!! TIDA FANNE s'est consulté la première fois pour cette maladie (Autre) chez un médecin généraliste et vous dites que  TIDA FANNE n'est pas concerné par le montant des frais de consultation d'un médecin généraliste (3.14=9999).</w:t>
+              <w:t>Dans les milieux urbains c'est peu probable de voir une école dont les élèves ou étudiants ne dépensent pas en frais d'uniformes, prière de verifier pour MAISSA WADE YACINE WADE qui fréquente 2ème année de Primaire et corriger ou confirmer avec le QG.</w:t>
             </w:r>
           </w:p>
         </w:tc>
@@ -1940,10 +3560,10 @@
               <w:rPr>
                 <w:b/>
                 <w:i w:val="0"/>
-                <w:color w:val="DC2626"/>
-                <w:sz w:val="16"/>
-              </w:rPr>
-              <w:t>Haute</w:t>
+                <w:color w:val="EA580C"/>
+                <w:sz w:val="16"/>
+              </w:rPr>
+              <w:t>Moyenne</w:t>
             </w:r>
           </w:p>
         </w:tc>
@@ -1958,7 +3578,7 @@
                 <w:i w:val="0"/>
                 <w:sz w:val="16"/>
               </w:rPr>
-              <w:t>S07</w:t>
+              <w:t>S02</w:t>
               <w:br/>
             </w:r>
             <w:r>
@@ -1968,7 +3588,7 @@
                 <w:color w:val="64748B"/>
                 <w:sz w:val="14"/>
               </w:rPr>
-              <w:t>Consommation alimentaire</w:t>
+              <w:t>Éducation</w:t>
             </w:r>
           </w:p>
         </w:tc>
@@ -1984,7 +3604,7 @@
                 <w:color w:val="16A34A"/>
                 <w:sz w:val="16"/>
               </w:rPr>
-              <w:t>s00q27, s01q00a, s01q12, s01q13, s02q04, s03q11, s03q12, s01q01</w:t>
+              <w:t>s01q63, s00q04, s02q25, s01q00b, s02q17_2, s02q15_2</w:t>
             </w:r>
           </w:p>
         </w:tc>
@@ -2015,7 +3635,7 @@
                 <w:i w:val="0"/>
                 <w:sz w:val="17"/>
               </w:rPr>
-              <w:t>Avertissement!!! Le ménage a consommé 119 Sachets industriel de Petit de Café en poudre soluble  ce qui semble incoherent pour une consommation aucours des 7 derniers jours, prière de verifier et corriger.</w:t>
+              <w:t>Dans les milieux urbains c'est peu probable de voir une école dont les élèves ou étudiants ne dépensent pas en frais d'uniformes, prière de verifier pour OUSMANE SEYDY qui fréquente 5ème année de Primaire et corriger ou confirmer avec le QG.</w:t>
             </w:r>
           </w:p>
         </w:tc>
@@ -2030,10 +3650,10 @@
               <w:rPr>
                 <w:b/>
                 <w:i w:val="0"/>
-                <w:color w:val="DC2626"/>
-                <w:sz w:val="16"/>
-              </w:rPr>
-              <w:t>Haute</w:t>
+                <w:color w:val="EA580C"/>
+                <w:sz w:val="16"/>
+              </w:rPr>
+              <w:t>Moyenne</w:t>
             </w:r>
           </w:p>
         </w:tc>
@@ -2048,7 +3668,7 @@
                 <w:i w:val="0"/>
                 <w:sz w:val="16"/>
               </w:rPr>
-              <w:t>S07</w:t>
+              <w:t>S02</w:t>
               <w:br/>
             </w:r>
             <w:r>
@@ -2058,7 +3678,7 @@
                 <w:color w:val="64748B"/>
                 <w:sz w:val="14"/>
               </w:rPr>
-              <w:t>Consommation alimentaire</w:t>
+              <w:t>Éducation</w:t>
             </w:r>
           </w:p>
         </w:tc>
@@ -2074,7 +3694,7 @@
                 <w:color w:val="16A34A"/>
                 <w:sz w:val="16"/>
               </w:rPr>
-              <w:t>s00q27, s01q00a, s01q12, s01q13, s02q04, s03q11, s03q12, s01q01</w:t>
+              <w:t>s01q63, s00q04, s02q25, s01q00b, s02q17_2, s02q15_2</w:t>
             </w:r>
           </w:p>
         </w:tc>
@@ -2105,7 +3725,7 @@
                 <w:i w:val="0"/>
                 <w:sz w:val="17"/>
               </w:rPr>
-              <w:t>Avertissement!!! Le ménage a consommé 140 Sachets de Petit de Lait en poudre  ce qui semble incoherent pour une consommation aucours des 7 derniers jours, prière de verifier et corriger.</w:t>
+              <w:t>Dans les milieux urbains c'est peu probable de voir une école dont les élèves ou étudiants ne dépensent pas en frais d'uniformes, prière de verifier pour SASDIO DIALLO qui fréquente 3ème année de Primaire et corriger ou confirmer avec le QG.</w:t>
             </w:r>
           </w:p>
         </w:tc>
@@ -2120,10 +3740,10 @@
               <w:rPr>
                 <w:b/>
                 <w:i w:val="0"/>
-                <w:color w:val="DC2626"/>
-                <w:sz w:val="16"/>
-              </w:rPr>
-              <w:t>Haute</w:t>
+                <w:color w:val="EA580C"/>
+                <w:sz w:val="16"/>
+              </w:rPr>
+              <w:t>Moyenne</w:t>
             </w:r>
           </w:p>
         </w:tc>
@@ -2138,7 +3758,7 @@
                 <w:i w:val="0"/>
                 <w:sz w:val="16"/>
               </w:rPr>
-              <w:t>S07</w:t>
+              <w:t>S02</w:t>
               <w:br/>
             </w:r>
             <w:r>
@@ -2148,7 +3768,7 @@
                 <w:color w:val="64748B"/>
                 <w:sz w:val="14"/>
               </w:rPr>
-              <w:t>Consommation alimentaire</w:t>
+              <w:t>Éducation</w:t>
             </w:r>
           </w:p>
         </w:tc>
@@ -2164,7 +3784,7 @@
                 <w:color w:val="16A34A"/>
                 <w:sz w:val="16"/>
               </w:rPr>
-              <w:t>s00q27, s01q00a, s01q12, s01q13, s02q04, s03q11, s03q12, s01q01</w:t>
+              <w:t>s01q63, s00q04, s02q25, s01q00b, s02q17_2, s02q15_2</w:t>
             </w:r>
           </w:p>
         </w:tc>
@@ -2195,2347 +3815,7 @@
                 <w:i w:val="0"/>
                 <w:sz w:val="17"/>
               </w:rPr>
-              <w:t>Avertissement!!! Le ménage a consommé 70 Pot de Petit de Jus de fruits type 2 (Tampico, Pressea,etc.)  ce qui semble incoherent pour une consommation aucours des 7 derniers jours, prière de verifier et corriger.</w:t>
-            </w:r>
-          </w:p>
-        </w:tc>
-      </w:tr>
-      <w:tr>
-        <w:tc>
-          <w:tcPr>
-            <w:tcW w:type="dxa" w:w="964"/>
-          </w:tcPr>
-          <w:p>
-            <w:r>
-              <w:rPr>
-                <w:b/>
-                <w:i w:val="0"/>
-                <w:color w:val="DC2626"/>
-                <w:sz w:val="16"/>
-              </w:rPr>
-              <w:t>Haute</w:t>
-            </w:r>
-          </w:p>
-        </w:tc>
-        <w:tc>
-          <w:tcPr>
-            <w:tcW w:type="dxa" w:w="1247"/>
-          </w:tcPr>
-          <w:p>
-            <w:r>
-              <w:rPr>
-                <w:b/>
-                <w:i w:val="0"/>
-                <w:sz w:val="16"/>
-              </w:rPr>
-              <w:t>S07</w:t>
-              <w:br/>
-            </w:r>
-            <w:r>
-              <w:rPr>
-                <w:b w:val="0"/>
-                <w:i w:val="0"/>
-                <w:color w:val="64748B"/>
-                <w:sz w:val="14"/>
-              </w:rPr>
-              <w:t>Consommation alimentaire</w:t>
-            </w:r>
-          </w:p>
-        </w:tc>
-        <w:tc>
-          <w:tcPr>
-            <w:tcW w:type="dxa" w:w="1531"/>
-          </w:tcPr>
-          <w:p>
-            <w:r>
-              <w:rPr>
-                <w:b/>
-                <w:i w:val="0"/>
-                <w:color w:val="16A34A"/>
-                <w:sz w:val="16"/>
-              </w:rPr>
-              <w:t>s00q27, s01q00a, s01q12, s01q13, s02q04, s03q11, s03q12, s01q01</w:t>
-            </w:r>
-          </w:p>
-        </w:tc>
-        <w:tc>
-          <w:tcPr>
-            <w:tcW w:type="dxa" w:w="1191"/>
-          </w:tcPr>
-          <w:p>
-            <w:r>
-              <w:rPr>
-                <w:b w:val="0"/>
-                <w:i w:val="0"/>
-                <w:color w:val="64748B"/>
-                <w:sz w:val="16"/>
-              </w:rPr>
-              <w:t>GT-CQ</w:t>
-            </w:r>
-          </w:p>
-        </w:tc>
-        <w:tc>
-          <w:tcPr>
-            <w:tcW w:type="dxa" w:w="4706"/>
-          </w:tcPr>
-          <w:p>
-            <w:r>
-              <w:rPr>
-                <w:b w:val="0"/>
-                <w:i w:val="0"/>
-                <w:sz w:val="17"/>
-              </w:rPr>
-              <w:t>Avertissement!!! Le ménage a consommé 70 miche de Moyen de Pain moderne  ce qui semble incoherent pour une consommation aucours des 7 derniers jours, prière de verifier et corriger.</w:t>
-            </w:r>
-          </w:p>
-        </w:tc>
-      </w:tr>
-      <w:tr>
-        <w:tc>
-          <w:tcPr>
-            <w:tcW w:type="dxa" w:w="964"/>
-          </w:tcPr>
-          <w:p>
-            <w:r>
-              <w:rPr>
-                <w:b/>
-                <w:i w:val="0"/>
-                <w:color w:val="DC2626"/>
-                <w:sz w:val="16"/>
-              </w:rPr>
-              <w:t>Haute</w:t>
-            </w:r>
-          </w:p>
-        </w:tc>
-        <w:tc>
-          <w:tcPr>
-            <w:tcW w:type="dxa" w:w="1247"/>
-          </w:tcPr>
-          <w:p>
-            <w:r>
-              <w:rPr>
-                <w:b/>
-                <w:i w:val="0"/>
-                <w:sz w:val="16"/>
-              </w:rPr>
-              <w:t>S07</w:t>
-              <w:br/>
-            </w:r>
-            <w:r>
-              <w:rPr>
-                <w:b w:val="0"/>
-                <w:i w:val="0"/>
-                <w:color w:val="64748B"/>
-                <w:sz w:val="14"/>
-              </w:rPr>
-              <w:t>Consommation alimentaire</w:t>
-            </w:r>
-          </w:p>
-        </w:tc>
-        <w:tc>
-          <w:tcPr>
-            <w:tcW w:type="dxa" w:w="1531"/>
-          </w:tcPr>
-          <w:p>
-            <w:r>
-              <w:rPr>
-                <w:b/>
-                <w:i w:val="0"/>
-                <w:color w:val="16A34A"/>
-                <w:sz w:val="16"/>
-              </w:rPr>
-              <w:t>s00q27, s01q00a, s01q12, s01q13, s02q04, s03q11, s03q12, s01q01</w:t>
-            </w:r>
-          </w:p>
-        </w:tc>
-        <w:tc>
-          <w:tcPr>
-            <w:tcW w:type="dxa" w:w="1191"/>
-          </w:tcPr>
-          <w:p>
-            <w:r>
-              <w:rPr>
-                <w:b w:val="0"/>
-                <w:i w:val="0"/>
-                <w:color w:val="64748B"/>
-                <w:sz w:val="16"/>
-              </w:rPr>
-              <w:t>GT-CQ</w:t>
-            </w:r>
-          </w:p>
-        </w:tc>
-        <w:tc>
-          <w:tcPr>
-            <w:tcW w:type="dxa" w:w="4706"/>
-          </w:tcPr>
-          <w:p>
-            <w:r>
-              <w:rPr>
-                <w:b w:val="0"/>
-                <w:i w:val="0"/>
-                <w:sz w:val="17"/>
-              </w:rPr>
-              <w:t>Avertissement!!! Le ménage a consommé 73 Boite de tomate/Pot de Moyen de Riz importé brisé  ce qui semble incoherent pour une consommation aucours des 7 derniers jours, prière de verifier et corriger.</w:t>
-            </w:r>
-          </w:p>
-        </w:tc>
-      </w:tr>
-      <w:tr>
-        <w:tc>
-          <w:tcPr>
-            <w:tcW w:type="dxa" w:w="964"/>
-          </w:tcPr>
-          <w:p>
-            <w:r>
-              <w:rPr>
-                <w:b/>
-                <w:i w:val="0"/>
-                <w:color w:val="EA580C"/>
-                <w:sz w:val="16"/>
-              </w:rPr>
-              <w:t>Moyenne</w:t>
-            </w:r>
-          </w:p>
-        </w:tc>
-        <w:tc>
-          <w:tcPr>
-            <w:tcW w:type="dxa" w:w="1247"/>
-          </w:tcPr>
-          <w:p>
-            <w:r>
-              <w:rPr>
-                <w:b/>
-                <w:i w:val="0"/>
-                <w:sz w:val="16"/>
-              </w:rPr>
-              <w:t>S00</w:t>
-              <w:br/>
-            </w:r>
-            <w:r>
-              <w:rPr>
-                <w:b w:val="0"/>
-                <w:i w:val="0"/>
-                <w:color w:val="64748B"/>
-                <w:sz w:val="14"/>
-              </w:rPr>
-              <w:t>Identification</w:t>
-            </w:r>
-          </w:p>
-        </w:tc>
-        <w:tc>
-          <w:tcPr>
-            <w:tcW w:type="dxa" w:w="1531"/>
-          </w:tcPr>
-          <w:p>
-            <w:r>
-              <w:rPr>
-                <w:b/>
-                <w:i w:val="0"/>
-                <w:color w:val="16A34A"/>
-                <w:sz w:val="16"/>
-              </w:rPr>
-              <w:t>—</w:t>
-            </w:r>
-          </w:p>
-        </w:tc>
-        <w:tc>
-          <w:tcPr>
-            <w:tcW w:type="dxa" w:w="1191"/>
-          </w:tcPr>
-          <w:p>
-            <w:r>
-              <w:rPr>
-                <w:b w:val="0"/>
-                <w:i w:val="0"/>
-                <w:color w:val="64748B"/>
-                <w:sz w:val="16"/>
-              </w:rPr>
-              <w:t>GT-CQ</w:t>
-            </w:r>
-          </w:p>
-        </w:tc>
-        <w:tc>
-          <w:tcPr>
-            <w:tcW w:type="dxa" w:w="4706"/>
-          </w:tcPr>
-          <w:p>
-            <w:r>
-              <w:rPr>
-                <w:b w:val="0"/>
-                <w:i w:val="0"/>
-                <w:sz w:val="17"/>
-              </w:rPr>
-              <w:t>Il est obligatoire de prendre les coordonnées Gps avant d'administrer le questionnaire.</w:t>
-            </w:r>
-          </w:p>
-        </w:tc>
-      </w:tr>
-      <w:tr>
-        <w:tc>
-          <w:tcPr>
-            <w:tcW w:type="dxa" w:w="964"/>
-          </w:tcPr>
-          <w:p>
-            <w:r>
-              <w:rPr>
-                <w:b/>
-                <w:i w:val="0"/>
-                <w:color w:val="EA580C"/>
-                <w:sz w:val="16"/>
-              </w:rPr>
-              <w:t>Moyenne</w:t>
-            </w:r>
-          </w:p>
-        </w:tc>
-        <w:tc>
-          <w:tcPr>
-            <w:tcW w:type="dxa" w:w="1247"/>
-          </w:tcPr>
-          <w:p>
-            <w:r>
-              <w:rPr>
-                <w:b/>
-                <w:i w:val="0"/>
-                <w:sz w:val="16"/>
-              </w:rPr>
-              <w:t>S00</w:t>
-              <w:br/>
-            </w:r>
-            <w:r>
-              <w:rPr>
-                <w:b w:val="0"/>
-                <w:i w:val="0"/>
-                <w:color w:val="64748B"/>
-                <w:sz w:val="14"/>
-              </w:rPr>
-              <w:t>Identification</w:t>
-            </w:r>
-          </w:p>
-        </w:tc>
-        <w:tc>
-          <w:tcPr>
-            <w:tcW w:type="dxa" w:w="1531"/>
-          </w:tcPr>
-          <w:p>
-            <w:r>
-              <w:rPr>
-                <w:b/>
-                <w:i w:val="0"/>
-                <w:color w:val="16A34A"/>
-                <w:sz w:val="16"/>
-              </w:rPr>
-              <w:t>—</w:t>
-            </w:r>
-          </w:p>
-        </w:tc>
-        <w:tc>
-          <w:tcPr>
-            <w:tcW w:type="dxa" w:w="1191"/>
-          </w:tcPr>
-          <w:p>
-            <w:r>
-              <w:rPr>
-                <w:b w:val="0"/>
-                <w:i w:val="0"/>
-                <w:color w:val="64748B"/>
-                <w:sz w:val="16"/>
-              </w:rPr>
-              <w:t>GT-CQ</w:t>
-            </w:r>
-          </w:p>
-        </w:tc>
-        <w:tc>
-          <w:tcPr>
-            <w:tcW w:type="dxa" w:w="4706"/>
-          </w:tcPr>
-          <w:p>
-            <w:r>
-              <w:rPr>
-                <w:b w:val="0"/>
-                <w:i w:val="0"/>
-                <w:sz w:val="17"/>
-              </w:rPr>
-              <w:t>Prière de prendre les coordonnées GPS.</w:t>
-            </w:r>
-          </w:p>
-        </w:tc>
-      </w:tr>
-      <w:tr>
-        <w:tc>
-          <w:tcPr>
-            <w:tcW w:type="dxa" w:w="964"/>
-          </w:tcPr>
-          <w:p>
-            <w:r>
-              <w:rPr>
-                <w:b/>
-                <w:i w:val="0"/>
-                <w:color w:val="EA580C"/>
-                <w:sz w:val="16"/>
-              </w:rPr>
-              <w:t>Moyenne</w:t>
-            </w:r>
-          </w:p>
-        </w:tc>
-        <w:tc>
-          <w:tcPr>
-            <w:tcW w:type="dxa" w:w="1247"/>
-          </w:tcPr>
-          <w:p>
-            <w:r>
-              <w:rPr>
-                <w:b/>
-                <w:i w:val="0"/>
-                <w:sz w:val="16"/>
-              </w:rPr>
-              <w:t>S00</w:t>
-              <w:br/>
-            </w:r>
-            <w:r>
-              <w:rPr>
-                <w:b w:val="0"/>
-                <w:i w:val="0"/>
-                <w:color w:val="64748B"/>
-                <w:sz w:val="14"/>
-              </w:rPr>
-              <w:t>Identification</w:t>
-            </w:r>
-          </w:p>
-        </w:tc>
-        <w:tc>
-          <w:tcPr>
-            <w:tcW w:type="dxa" w:w="1531"/>
-          </w:tcPr>
-          <w:p>
-            <w:r>
-              <w:rPr>
-                <w:b/>
-                <w:i w:val="0"/>
-                <w:color w:val="16A34A"/>
-                <w:sz w:val="16"/>
-              </w:rPr>
-              <w:t>—</w:t>
-            </w:r>
-          </w:p>
-        </w:tc>
-        <w:tc>
-          <w:tcPr>
-            <w:tcW w:type="dxa" w:w="1191"/>
-          </w:tcPr>
-          <w:p>
-            <w:r>
-              <w:rPr>
-                <w:b w:val="0"/>
-                <w:i w:val="0"/>
-                <w:color w:val="64748B"/>
-                <w:sz w:val="16"/>
-              </w:rPr>
-              <w:t>GT-CQ</w:t>
-            </w:r>
-          </w:p>
-        </w:tc>
-        <w:tc>
-          <w:tcPr>
-            <w:tcW w:type="dxa" w:w="4706"/>
-          </w:tcPr>
-          <w:p>
-            <w:r>
-              <w:rPr>
-                <w:b w:val="0"/>
-                <w:i w:val="0"/>
-                <w:sz w:val="17"/>
-              </w:rPr>
-              <w:t>Les coordonnées GPS ménage prises lors de l'enquête principale diffèrent de celles du dénombrement, êtes vous sûr d'avoir enquêté le bon ménage si non chercher le bon ménage.</w:t>
-            </w:r>
-          </w:p>
-        </w:tc>
-      </w:tr>
-      <w:tr>
-        <w:tc>
-          <w:tcPr>
-            <w:tcW w:type="dxa" w:w="964"/>
-          </w:tcPr>
-          <w:p>
-            <w:r>
-              <w:rPr>
-                <w:b/>
-                <w:i w:val="0"/>
-                <w:color w:val="EA580C"/>
-                <w:sz w:val="16"/>
-              </w:rPr>
-              <w:t>Moyenne</w:t>
-            </w:r>
-          </w:p>
-        </w:tc>
-        <w:tc>
-          <w:tcPr>
-            <w:tcW w:type="dxa" w:w="1247"/>
-          </w:tcPr>
-          <w:p>
-            <w:r>
-              <w:rPr>
-                <w:b/>
-                <w:i w:val="0"/>
-                <w:sz w:val="16"/>
-              </w:rPr>
-              <w:t>S00</w:t>
-              <w:br/>
-            </w:r>
-            <w:r>
-              <w:rPr>
-                <w:b w:val="0"/>
-                <w:i w:val="0"/>
-                <w:color w:val="64748B"/>
-                <w:sz w:val="14"/>
-              </w:rPr>
-              <w:t>Identification</w:t>
-            </w:r>
-          </w:p>
-        </w:tc>
-        <w:tc>
-          <w:tcPr>
-            <w:tcW w:type="dxa" w:w="1531"/>
-          </w:tcPr>
-          <w:p>
-            <w:r>
-              <w:rPr>
-                <w:b/>
-                <w:i w:val="0"/>
-                <w:color w:val="16A34A"/>
-                <w:sz w:val="16"/>
-              </w:rPr>
-              <w:t>—</w:t>
-            </w:r>
-          </w:p>
-        </w:tc>
-        <w:tc>
-          <w:tcPr>
-            <w:tcW w:type="dxa" w:w="1191"/>
-          </w:tcPr>
-          <w:p>
-            <w:r>
-              <w:rPr>
-                <w:b w:val="0"/>
-                <w:i w:val="0"/>
-                <w:color w:val="64748B"/>
-                <w:sz w:val="16"/>
-              </w:rPr>
-              <w:t>GT-CQ</w:t>
-            </w:r>
-          </w:p>
-        </w:tc>
-        <w:tc>
-          <w:tcPr>
-            <w:tcW w:type="dxa" w:w="4706"/>
-          </w:tcPr>
-          <w:p>
-            <w:r>
-              <w:rPr>
-                <w:b w:val="0"/>
-                <w:i w:val="0"/>
-                <w:sz w:val="17"/>
-              </w:rPr>
-              <w:t>L'adresse ou la localisation du ménage doit être bien renseignée, ne doit pas contenir des numéros de téléphone et elle semble courte pour être une adresse.</w:t>
-            </w:r>
-          </w:p>
-        </w:tc>
-      </w:tr>
-      <w:tr>
-        <w:tc>
-          <w:tcPr>
-            <w:tcW w:type="dxa" w:w="964"/>
-          </w:tcPr>
-          <w:p>
-            <w:r>
-              <w:rPr>
-                <w:b/>
-                <w:i w:val="0"/>
-                <w:color w:val="EA580C"/>
-                <w:sz w:val="16"/>
-              </w:rPr>
-              <w:t>Moyenne</w:t>
-            </w:r>
-          </w:p>
-        </w:tc>
-        <w:tc>
-          <w:tcPr>
-            <w:tcW w:type="dxa" w:w="1247"/>
-          </w:tcPr>
-          <w:p>
-            <w:r>
-              <w:rPr>
-                <w:b/>
-                <w:i w:val="0"/>
-                <w:sz w:val="16"/>
-              </w:rPr>
-              <w:t>S00</w:t>
-              <w:br/>
-            </w:r>
-            <w:r>
-              <w:rPr>
-                <w:b w:val="0"/>
-                <w:i w:val="0"/>
-                <w:color w:val="64748B"/>
-                <w:sz w:val="14"/>
-              </w:rPr>
-              <w:t>Identification</w:t>
-            </w:r>
-          </w:p>
-        </w:tc>
-        <w:tc>
-          <w:tcPr>
-            <w:tcW w:type="dxa" w:w="1531"/>
-          </w:tcPr>
-          <w:p>
-            <w:r>
-              <w:rPr>
-                <w:b/>
-                <w:i w:val="0"/>
-                <w:color w:val="16A34A"/>
-                <w:sz w:val="16"/>
-              </w:rPr>
-              <w:t>—</w:t>
-            </w:r>
-          </w:p>
-        </w:tc>
-        <w:tc>
-          <w:tcPr>
-            <w:tcW w:type="dxa" w:w="1191"/>
-          </w:tcPr>
-          <w:p>
-            <w:r>
-              <w:rPr>
-                <w:b w:val="0"/>
-                <w:i w:val="0"/>
-                <w:color w:val="64748B"/>
-                <w:sz w:val="16"/>
-              </w:rPr>
-              <w:t>GT-CQ</w:t>
-            </w:r>
-          </w:p>
-        </w:tc>
-        <w:tc>
-          <w:tcPr>
-            <w:tcW w:type="dxa" w:w="4706"/>
-          </w:tcPr>
-          <w:p>
-            <w:r>
-              <w:rPr>
-                <w:b w:val="0"/>
-                <w:i w:val="0"/>
-                <w:sz w:val="17"/>
-              </w:rPr>
-              <w:t>Prière de renseigner la bonne adresse.</w:t>
-            </w:r>
-          </w:p>
-        </w:tc>
-      </w:tr>
-      <w:tr>
-        <w:tc>
-          <w:tcPr>
-            <w:tcW w:type="dxa" w:w="964"/>
-          </w:tcPr>
-          <w:p>
-            <w:r>
-              <w:rPr>
-                <w:b/>
-                <w:i w:val="0"/>
-                <w:color w:val="EA580C"/>
-                <w:sz w:val="16"/>
-              </w:rPr>
-              <w:t>Moyenne</w:t>
-            </w:r>
-          </w:p>
-        </w:tc>
-        <w:tc>
-          <w:tcPr>
-            <w:tcW w:type="dxa" w:w="1247"/>
-          </w:tcPr>
-          <w:p>
-            <w:r>
-              <w:rPr>
-                <w:b/>
-                <w:i w:val="0"/>
-                <w:sz w:val="16"/>
-              </w:rPr>
-              <w:t>S01</w:t>
-              <w:br/>
-            </w:r>
-            <w:r>
-              <w:rPr>
-                <w:b w:val="0"/>
-                <w:i w:val="0"/>
-                <w:color w:val="64748B"/>
-                <w:sz w:val="14"/>
-              </w:rPr>
-              <w:t>Démographie</w:t>
-            </w:r>
-          </w:p>
-        </w:tc>
-        <w:tc>
-          <w:tcPr>
-            <w:tcW w:type="dxa" w:w="1531"/>
-          </w:tcPr>
-          <w:p>
-            <w:r>
-              <w:rPr>
-                <w:b/>
-                <w:i w:val="0"/>
-                <w:color w:val="16A34A"/>
-                <w:sz w:val="16"/>
-              </w:rPr>
-              <w:t>s01q23, s01q00b, s01q23_autre</w:t>
-            </w:r>
-          </w:p>
-        </w:tc>
-        <w:tc>
-          <w:tcPr>
-            <w:tcW w:type="dxa" w:w="1191"/>
-          </w:tcPr>
-          <w:p>
-            <w:r>
-              <w:rPr>
-                <w:b w:val="0"/>
-                <w:i w:val="0"/>
-                <w:color w:val="64748B"/>
-                <w:sz w:val="16"/>
-              </w:rPr>
-              <w:t>GT-CQ</w:t>
-            </w:r>
-          </w:p>
-        </w:tc>
-        <w:tc>
-          <w:tcPr>
-            <w:tcW w:type="dxa" w:w="4706"/>
-          </w:tcPr>
-          <w:p>
-            <w:r>
-              <w:rPr>
-                <w:b w:val="0"/>
-                <w:i w:val="0"/>
-                <w:sz w:val="17"/>
-              </w:rPr>
-              <w:t>L'utilisations de l'internet  de AISSATOU BA est jeux et semble exister dans les modalités, prière de prendre attache avec le QG pour plus d'explication afin de la classer bien.</w:t>
-            </w:r>
-          </w:p>
-        </w:tc>
-      </w:tr>
-      <w:tr>
-        <w:tc>
-          <w:tcPr>
-            <w:tcW w:type="dxa" w:w="964"/>
-          </w:tcPr>
-          <w:p>
-            <w:r>
-              <w:rPr>
-                <w:b/>
-                <w:i w:val="0"/>
-                <w:color w:val="EA580C"/>
-                <w:sz w:val="16"/>
-              </w:rPr>
-              <w:t>Moyenne</w:t>
-            </w:r>
-          </w:p>
-        </w:tc>
-        <w:tc>
-          <w:tcPr>
-            <w:tcW w:type="dxa" w:w="1247"/>
-          </w:tcPr>
-          <w:p>
-            <w:r>
-              <w:rPr>
-                <w:b/>
-                <w:i w:val="0"/>
-                <w:sz w:val="16"/>
-              </w:rPr>
-              <w:t>S01</w:t>
-              <w:br/>
-            </w:r>
-            <w:r>
-              <w:rPr>
-                <w:b w:val="0"/>
-                <w:i w:val="0"/>
-                <w:color w:val="64748B"/>
-                <w:sz w:val="14"/>
-              </w:rPr>
-              <w:t>Démographie</w:t>
-            </w:r>
-          </w:p>
-        </w:tc>
-        <w:tc>
-          <w:tcPr>
-            <w:tcW w:type="dxa" w:w="1531"/>
-          </w:tcPr>
-          <w:p>
-            <w:r>
-              <w:rPr>
-                <w:b/>
-                <w:i w:val="0"/>
-                <w:color w:val="16A34A"/>
-                <w:sz w:val="16"/>
-              </w:rPr>
-              <w:t>—</w:t>
-            </w:r>
-          </w:p>
-        </w:tc>
-        <w:tc>
-          <w:tcPr>
-            <w:tcW w:type="dxa" w:w="1191"/>
-          </w:tcPr>
-          <w:p>
-            <w:r>
-              <w:rPr>
-                <w:b w:val="0"/>
-                <w:i w:val="0"/>
-                <w:color w:val="64748B"/>
-                <w:sz w:val="16"/>
-              </w:rPr>
-              <w:t>GT-CQ</w:t>
-            </w:r>
-          </w:p>
-        </w:tc>
-        <w:tc>
-          <w:tcPr>
-            <w:tcW w:type="dxa" w:w="4706"/>
-          </w:tcPr>
-          <w:p>
-            <w:r>
-              <w:rPr>
-                <w:b w:val="0"/>
-                <w:i w:val="0"/>
-                <w:sz w:val="17"/>
-              </w:rPr>
-              <w:t>Dans le cas contraire rassurez vous que c'est bien son fils/fille biologique.</w:t>
-            </w:r>
-          </w:p>
-        </w:tc>
-      </w:tr>
-      <w:tr>
-        <w:tc>
-          <w:tcPr>
-            <w:tcW w:type="dxa" w:w="964"/>
-          </w:tcPr>
-          <w:p>
-            <w:r>
-              <w:rPr>
-                <w:b/>
-                <w:i w:val="0"/>
-                <w:color w:val="EA580C"/>
-                <w:sz w:val="16"/>
-              </w:rPr>
-              <w:t>Moyenne</w:t>
-            </w:r>
-          </w:p>
-        </w:tc>
-        <w:tc>
-          <w:tcPr>
-            <w:tcW w:type="dxa" w:w="1247"/>
-          </w:tcPr>
-          <w:p>
-            <w:r>
-              <w:rPr>
-                <w:b/>
-                <w:i w:val="0"/>
-                <w:sz w:val="16"/>
-              </w:rPr>
-              <w:t>S01</w:t>
-              <w:br/>
-            </w:r>
-            <w:r>
-              <w:rPr>
-                <w:b w:val="0"/>
-                <w:i w:val="0"/>
-                <w:color w:val="64748B"/>
-                <w:sz w:val="14"/>
-              </w:rPr>
-              <w:t>Démographie</w:t>
-            </w:r>
-          </w:p>
-        </w:tc>
-        <w:tc>
-          <w:tcPr>
-            <w:tcW w:type="dxa" w:w="1531"/>
-          </w:tcPr>
-          <w:p>
-            <w:r>
-              <w:rPr>
-                <w:b/>
-                <w:i w:val="0"/>
-                <w:color w:val="16A34A"/>
-                <w:sz w:val="16"/>
-              </w:rPr>
-              <w:t>—</w:t>
-            </w:r>
-          </w:p>
-        </w:tc>
-        <w:tc>
-          <w:tcPr>
-            <w:tcW w:type="dxa" w:w="1191"/>
-          </w:tcPr>
-          <w:p>
-            <w:r>
-              <w:rPr>
-                <w:b w:val="0"/>
-                <w:i w:val="0"/>
-                <w:color w:val="64748B"/>
-                <w:sz w:val="16"/>
-              </w:rPr>
-              <w:t>GT-CQ</w:t>
-            </w:r>
-          </w:p>
-        </w:tc>
-        <w:tc>
-          <w:tcPr>
-            <w:tcW w:type="dxa" w:w="4706"/>
-          </w:tcPr>
-          <w:p>
-            <w:r>
-              <w:rPr>
-                <w:b w:val="0"/>
-                <w:i w:val="0"/>
-                <w:sz w:val="17"/>
-              </w:rPr>
-              <w:t>Prière de verifier l'information donnée par YACINE WADE ou corriger au niveau de la section 1.</w:t>
-            </w:r>
-          </w:p>
-        </w:tc>
-      </w:tr>
-      <w:tr>
-        <w:tc>
-          <w:tcPr>
-            <w:tcW w:type="dxa" w:w="964"/>
-          </w:tcPr>
-          <w:p>
-            <w:r>
-              <w:rPr>
-                <w:b/>
-                <w:i w:val="0"/>
-                <w:color w:val="EA580C"/>
-                <w:sz w:val="16"/>
-              </w:rPr>
-              <w:t>Moyenne</w:t>
-            </w:r>
-          </w:p>
-        </w:tc>
-        <w:tc>
-          <w:tcPr>
-            <w:tcW w:type="dxa" w:w="1247"/>
-          </w:tcPr>
-          <w:p>
-            <w:r>
-              <w:rPr>
-                <w:b/>
-                <w:i w:val="0"/>
-                <w:sz w:val="16"/>
-              </w:rPr>
-              <w:t>S01</w:t>
-              <w:br/>
-            </w:r>
-            <w:r>
-              <w:rPr>
-                <w:b w:val="0"/>
-                <w:i w:val="0"/>
-                <w:color w:val="64748B"/>
-                <w:sz w:val="14"/>
-              </w:rPr>
-              <w:t>Démographie</w:t>
-            </w:r>
-          </w:p>
-        </w:tc>
-        <w:tc>
-          <w:tcPr>
-            <w:tcW w:type="dxa" w:w="1531"/>
-          </w:tcPr>
-          <w:p>
-            <w:r>
-              <w:rPr>
-                <w:b/>
-                <w:i w:val="0"/>
-                <w:color w:val="16A34A"/>
-                <w:sz w:val="16"/>
-              </w:rPr>
-              <w:t>s01q23, s01q00b, s01q23_autre</w:t>
-            </w:r>
-          </w:p>
-        </w:tc>
-        <w:tc>
-          <w:tcPr>
-            <w:tcW w:type="dxa" w:w="1191"/>
-          </w:tcPr>
-          <w:p>
-            <w:r>
-              <w:rPr>
-                <w:b w:val="0"/>
-                <w:i w:val="0"/>
-                <w:color w:val="64748B"/>
-                <w:sz w:val="16"/>
-              </w:rPr>
-              <w:t>GT-CQ</w:t>
-            </w:r>
-          </w:p>
-        </w:tc>
-        <w:tc>
-          <w:tcPr>
-            <w:tcW w:type="dxa" w:w="4706"/>
-          </w:tcPr>
-          <w:p>
-            <w:r>
-              <w:rPr>
-                <w:b w:val="0"/>
-                <w:i w:val="0"/>
-                <w:sz w:val="17"/>
-              </w:rPr>
-              <w:t>L'utilisations de l'internet  de FATOUMATA KOUNADI SIDIBE est jeux et semble exister dans les modalités, prière de prendre attache avec le QG pour plus d'explication afin de la classer bien.</w:t>
-            </w:r>
-          </w:p>
-        </w:tc>
-      </w:tr>
-      <w:tr>
-        <w:tc>
-          <w:tcPr>
-            <w:tcW w:type="dxa" w:w="964"/>
-          </w:tcPr>
-          <w:p>
-            <w:r>
-              <w:rPr>
-                <w:b/>
-                <w:i w:val="0"/>
-                <w:color w:val="EA580C"/>
-                <w:sz w:val="16"/>
-              </w:rPr>
-              <w:t>Moyenne</w:t>
-            </w:r>
-          </w:p>
-        </w:tc>
-        <w:tc>
-          <w:tcPr>
-            <w:tcW w:type="dxa" w:w="1247"/>
-          </w:tcPr>
-          <w:p>
-            <w:r>
-              <w:rPr>
-                <w:b/>
-                <w:i w:val="0"/>
-                <w:sz w:val="16"/>
-              </w:rPr>
-              <w:t>S01</w:t>
-              <w:br/>
-            </w:r>
-            <w:r>
-              <w:rPr>
-                <w:b w:val="0"/>
-                <w:i w:val="0"/>
-                <w:color w:val="64748B"/>
-                <w:sz w:val="14"/>
-              </w:rPr>
-              <w:t>Démographie</w:t>
-            </w:r>
-          </w:p>
-        </w:tc>
-        <w:tc>
-          <w:tcPr>
-            <w:tcW w:type="dxa" w:w="1531"/>
-          </w:tcPr>
-          <w:p>
-            <w:r>
-              <w:rPr>
-                <w:b/>
-                <w:i w:val="0"/>
-                <w:color w:val="16A34A"/>
-                <w:sz w:val="16"/>
-              </w:rPr>
-              <w:t>s01q23, s01q00b, s01q23_autre</w:t>
-            </w:r>
-          </w:p>
-        </w:tc>
-        <w:tc>
-          <w:tcPr>
-            <w:tcW w:type="dxa" w:w="1191"/>
-          </w:tcPr>
-          <w:p>
-            <w:r>
-              <w:rPr>
-                <w:b w:val="0"/>
-                <w:i w:val="0"/>
-                <w:color w:val="64748B"/>
-                <w:sz w:val="16"/>
-              </w:rPr>
-              <w:t>GT-CQ</w:t>
-            </w:r>
-          </w:p>
-        </w:tc>
-        <w:tc>
-          <w:tcPr>
-            <w:tcW w:type="dxa" w:w="4706"/>
-          </w:tcPr>
-          <w:p>
-            <w:r>
-              <w:rPr>
-                <w:b w:val="0"/>
-                <w:i w:val="0"/>
-                <w:sz w:val="17"/>
-              </w:rPr>
-              <w:t>L'utilisations de l'internet  de SASDIO DIALLO est jeux et semble exister dans les modalités, prière de prendre attache avec le QG pour plus d'explication afin de la classer bien.</w:t>
-            </w:r>
-          </w:p>
-        </w:tc>
-      </w:tr>
-      <w:tr>
-        <w:tc>
-          <w:tcPr>
-            <w:tcW w:type="dxa" w:w="964"/>
-          </w:tcPr>
-          <w:p>
-            <w:r>
-              <w:rPr>
-                <w:b/>
-                <w:i w:val="0"/>
-                <w:color w:val="EA580C"/>
-                <w:sz w:val="16"/>
-              </w:rPr>
-              <w:t>Moyenne</w:t>
-            </w:r>
-          </w:p>
-        </w:tc>
-        <w:tc>
-          <w:tcPr>
-            <w:tcW w:type="dxa" w:w="1247"/>
-          </w:tcPr>
-          <w:p>
-            <w:r>
-              <w:rPr>
-                <w:b/>
-                <w:i w:val="0"/>
-                <w:sz w:val="16"/>
-              </w:rPr>
-              <w:t>S02</w:t>
-              <w:br/>
-            </w:r>
-            <w:r>
-              <w:rPr>
-                <w:b w:val="0"/>
-                <w:i w:val="0"/>
-                <w:color w:val="64748B"/>
-                <w:sz w:val="14"/>
-              </w:rPr>
-              <w:t>Éducation</w:t>
-            </w:r>
-          </w:p>
-        </w:tc>
-        <w:tc>
-          <w:tcPr>
-            <w:tcW w:type="dxa" w:w="1531"/>
-          </w:tcPr>
-          <w:p>
-            <w:r>
-              <w:rPr>
-                <w:b/>
-                <w:i w:val="0"/>
-                <w:color w:val="16A34A"/>
-                <w:sz w:val="16"/>
-              </w:rPr>
-              <w:t>—</w:t>
-            </w:r>
-          </w:p>
-        </w:tc>
-        <w:tc>
-          <w:tcPr>
-            <w:tcW w:type="dxa" w:w="1191"/>
-          </w:tcPr>
-          <w:p>
-            <w:r>
-              <w:rPr>
-                <w:b w:val="0"/>
-                <w:i w:val="0"/>
-                <w:color w:val="64748B"/>
-                <w:sz w:val="16"/>
-              </w:rPr>
-              <w:t>GT-CQ</w:t>
-            </w:r>
-          </w:p>
-        </w:tc>
-        <w:tc>
-          <w:tcPr>
-            <w:tcW w:type="dxa" w:w="4706"/>
-          </w:tcPr>
-          <w:p>
-            <w:r>
-              <w:rPr>
-                <w:b w:val="0"/>
-                <w:i w:val="0"/>
-                <w:sz w:val="17"/>
-              </w:rPr>
-              <w:t>veuillez, s'il vous plait, confirmer les frais de scolarité ( 1000 FCFA) payée de IBRAHIMA DJITE avec le QG ou apporter les corrections nécessaires.</w:t>
-            </w:r>
-          </w:p>
-        </w:tc>
-      </w:tr>
-      <w:tr>
-        <w:tc>
-          <w:tcPr>
-            <w:tcW w:type="dxa" w:w="964"/>
-          </w:tcPr>
-          <w:p>
-            <w:r>
-              <w:rPr>
-                <w:b/>
-                <w:i w:val="0"/>
-                <w:color w:val="EA580C"/>
-                <w:sz w:val="16"/>
-              </w:rPr>
-              <w:t>Moyenne</w:t>
-            </w:r>
-          </w:p>
-        </w:tc>
-        <w:tc>
-          <w:tcPr>
-            <w:tcW w:type="dxa" w:w="1247"/>
-          </w:tcPr>
-          <w:p>
-            <w:r>
-              <w:rPr>
-                <w:b/>
-                <w:i w:val="0"/>
-                <w:sz w:val="16"/>
-              </w:rPr>
-              <w:t>S02</w:t>
-              <w:br/>
-            </w:r>
-            <w:r>
-              <w:rPr>
-                <w:b w:val="0"/>
-                <w:i w:val="0"/>
-                <w:color w:val="64748B"/>
-                <w:sz w:val="14"/>
-              </w:rPr>
-              <w:t>Éducation</w:t>
-            </w:r>
-          </w:p>
-        </w:tc>
-        <w:tc>
-          <w:tcPr>
-            <w:tcW w:type="dxa" w:w="1531"/>
-          </w:tcPr>
-          <w:p>
-            <w:r>
-              <w:rPr>
-                <w:b/>
-                <w:i w:val="0"/>
-                <w:color w:val="16A34A"/>
-                <w:sz w:val="16"/>
-              </w:rPr>
-              <w:t>s01q63, s00q04, s02q25, s01q00b, s02q17_2, s02q15_2</w:t>
-            </w:r>
-          </w:p>
-        </w:tc>
-        <w:tc>
-          <w:tcPr>
-            <w:tcW w:type="dxa" w:w="1191"/>
-          </w:tcPr>
-          <w:p>
-            <w:r>
-              <w:rPr>
-                <w:b w:val="0"/>
-                <w:i w:val="0"/>
-                <w:color w:val="64748B"/>
-                <w:sz w:val="16"/>
-              </w:rPr>
-              <w:t>GT-CQ</w:t>
-            </w:r>
-          </w:p>
-        </w:tc>
-        <w:tc>
-          <w:tcPr>
-            <w:tcW w:type="dxa" w:w="4706"/>
-          </w:tcPr>
-          <w:p>
-            <w:r>
-              <w:rPr>
-                <w:b w:val="0"/>
-                <w:i w:val="0"/>
-                <w:sz w:val="17"/>
-              </w:rPr>
-              <w:t>Dans les milieux urbains c'est peu probable de voir une école dont les élèves ou étudiants ne dépensent pas en frais d'uniformes, prière de verifier pour IBRAHIMA DJITE qui fréquente 3ème année de Primaire et corriger ou confirmer avec le QG.</w:t>
-            </w:r>
-          </w:p>
-        </w:tc>
-      </w:tr>
-      <w:tr>
-        <w:tc>
-          <w:tcPr>
-            <w:tcW w:type="dxa" w:w="964"/>
-          </w:tcPr>
-          <w:p>
-            <w:r>
-              <w:rPr>
-                <w:b/>
-                <w:i w:val="0"/>
-                <w:color w:val="EA580C"/>
-                <w:sz w:val="16"/>
-              </w:rPr>
-              <w:t>Moyenne</w:t>
-            </w:r>
-          </w:p>
-        </w:tc>
-        <w:tc>
-          <w:tcPr>
-            <w:tcW w:type="dxa" w:w="1247"/>
-          </w:tcPr>
-          <w:p>
-            <w:r>
-              <w:rPr>
-                <w:b/>
-                <w:i w:val="0"/>
-                <w:sz w:val="16"/>
-              </w:rPr>
-              <w:t>S02</w:t>
-              <w:br/>
-            </w:r>
-            <w:r>
-              <w:rPr>
-                <w:b w:val="0"/>
-                <w:i w:val="0"/>
-                <w:color w:val="64748B"/>
-                <w:sz w:val="14"/>
-              </w:rPr>
-              <w:t>Éducation</w:t>
-            </w:r>
-          </w:p>
-        </w:tc>
-        <w:tc>
-          <w:tcPr>
-            <w:tcW w:type="dxa" w:w="1531"/>
-          </w:tcPr>
-          <w:p>
-            <w:r>
-              <w:rPr>
-                <w:b/>
-                <w:i w:val="0"/>
-                <w:color w:val="16A34A"/>
-                <w:sz w:val="16"/>
-              </w:rPr>
-              <w:t>—</w:t>
-            </w:r>
-          </w:p>
-        </w:tc>
-        <w:tc>
-          <w:tcPr>
-            <w:tcW w:type="dxa" w:w="1191"/>
-          </w:tcPr>
-          <w:p>
-            <w:r>
-              <w:rPr>
-                <w:b w:val="0"/>
-                <w:i w:val="0"/>
-                <w:color w:val="64748B"/>
-                <w:sz w:val="16"/>
-              </w:rPr>
-              <w:t>GT-CQ</w:t>
-            </w:r>
-          </w:p>
-        </w:tc>
-        <w:tc>
-          <w:tcPr>
-            <w:tcW w:type="dxa" w:w="4706"/>
-          </w:tcPr>
-          <w:p>
-            <w:r>
-              <w:rPr>
-                <w:b w:val="0"/>
-                <w:i w:val="0"/>
-                <w:sz w:val="17"/>
-              </w:rPr>
-              <w:t>veuillez, s'il vous plait, confirmer les frais de scolarité ( 1000 FCFA) payée de MAISSA WADE YACINE WADE avec le QG ou apporter les corrections nécessaires.</w:t>
-            </w:r>
-          </w:p>
-        </w:tc>
-      </w:tr>
-      <w:tr>
-        <w:tc>
-          <w:tcPr>
-            <w:tcW w:type="dxa" w:w="964"/>
-          </w:tcPr>
-          <w:p>
-            <w:r>
-              <w:rPr>
-                <w:b/>
-                <w:i w:val="0"/>
-                <w:color w:val="EA580C"/>
-                <w:sz w:val="16"/>
-              </w:rPr>
-              <w:t>Moyenne</w:t>
-            </w:r>
-          </w:p>
-        </w:tc>
-        <w:tc>
-          <w:tcPr>
-            <w:tcW w:type="dxa" w:w="1247"/>
-          </w:tcPr>
-          <w:p>
-            <w:r>
-              <w:rPr>
-                <w:b/>
-                <w:i w:val="0"/>
-                <w:sz w:val="16"/>
-              </w:rPr>
-              <w:t>S02</w:t>
-              <w:br/>
-            </w:r>
-            <w:r>
-              <w:rPr>
-                <w:b w:val="0"/>
-                <w:i w:val="0"/>
-                <w:color w:val="64748B"/>
-                <w:sz w:val="14"/>
-              </w:rPr>
-              <w:t>Éducation</w:t>
-            </w:r>
-          </w:p>
-        </w:tc>
-        <w:tc>
-          <w:tcPr>
-            <w:tcW w:type="dxa" w:w="1531"/>
-          </w:tcPr>
-          <w:p>
-            <w:r>
-              <w:rPr>
-                <w:b/>
-                <w:i w:val="0"/>
-                <w:color w:val="16A34A"/>
-                <w:sz w:val="16"/>
-              </w:rPr>
-              <w:t>s01q63, s00q04, s02q25, s01q00b, s02q17_2, s02q15_2</w:t>
-            </w:r>
-          </w:p>
-        </w:tc>
-        <w:tc>
-          <w:tcPr>
-            <w:tcW w:type="dxa" w:w="1191"/>
-          </w:tcPr>
-          <w:p>
-            <w:r>
-              <w:rPr>
-                <w:b w:val="0"/>
-                <w:i w:val="0"/>
-                <w:color w:val="64748B"/>
-                <w:sz w:val="16"/>
-              </w:rPr>
-              <w:t>GT-CQ</w:t>
-            </w:r>
-          </w:p>
-        </w:tc>
-        <w:tc>
-          <w:tcPr>
-            <w:tcW w:type="dxa" w:w="4706"/>
-          </w:tcPr>
-          <w:p>
-            <w:r>
-              <w:rPr>
-                <w:b w:val="0"/>
-                <w:i w:val="0"/>
-                <w:sz w:val="17"/>
-              </w:rPr>
-              <w:t>Dans les milieux urbains c'est peu probable de voir une école dont les élèves ou étudiants ne dépensent pas en frais d'uniformes, prière de verifier pour MAISSA WADE YACINE WADE qui fréquente 2ème année de Primaire et corriger ou confirmer avec le QG.</w:t>
-            </w:r>
-          </w:p>
-        </w:tc>
-      </w:tr>
-      <w:tr>
-        <w:tc>
-          <w:tcPr>
-            <w:tcW w:type="dxa" w:w="964"/>
-          </w:tcPr>
-          <w:p>
-            <w:r>
-              <w:rPr>
-                <w:b/>
-                <w:i w:val="0"/>
-                <w:color w:val="EA580C"/>
-                <w:sz w:val="16"/>
-              </w:rPr>
-              <w:t>Moyenne</w:t>
-            </w:r>
-          </w:p>
-        </w:tc>
-        <w:tc>
-          <w:tcPr>
-            <w:tcW w:type="dxa" w:w="1247"/>
-          </w:tcPr>
-          <w:p>
-            <w:r>
-              <w:rPr>
-                <w:b/>
-                <w:i w:val="0"/>
-                <w:sz w:val="16"/>
-              </w:rPr>
-              <w:t>S02</w:t>
-              <w:br/>
-            </w:r>
-            <w:r>
-              <w:rPr>
-                <w:b w:val="0"/>
-                <w:i w:val="0"/>
-                <w:color w:val="64748B"/>
-                <w:sz w:val="14"/>
-              </w:rPr>
-              <w:t>Éducation</w:t>
-            </w:r>
-          </w:p>
-        </w:tc>
-        <w:tc>
-          <w:tcPr>
-            <w:tcW w:type="dxa" w:w="1531"/>
-          </w:tcPr>
-          <w:p>
-            <w:r>
-              <w:rPr>
-                <w:b/>
-                <w:i w:val="0"/>
-                <w:color w:val="16A34A"/>
-                <w:sz w:val="16"/>
-              </w:rPr>
-              <w:t>—</w:t>
-            </w:r>
-          </w:p>
-        </w:tc>
-        <w:tc>
-          <w:tcPr>
-            <w:tcW w:type="dxa" w:w="1191"/>
-          </w:tcPr>
-          <w:p>
-            <w:r>
-              <w:rPr>
-                <w:b w:val="0"/>
-                <w:i w:val="0"/>
-                <w:color w:val="64748B"/>
-                <w:sz w:val="16"/>
-              </w:rPr>
-              <w:t>GT-CQ</w:t>
-            </w:r>
-          </w:p>
-        </w:tc>
-        <w:tc>
-          <w:tcPr>
-            <w:tcW w:type="dxa" w:w="4706"/>
-          </w:tcPr>
-          <w:p>
-            <w:r>
-              <w:rPr>
-                <w:b w:val="0"/>
-                <w:i w:val="0"/>
-                <w:sz w:val="17"/>
-              </w:rPr>
-              <w:t>veuillez, s'il vous plait, confirmer les frais de scolarité ( 1000 FCFA) payée de OUSMANE SEYDY avec le QG ou apporter les corrections nécessaires.</w:t>
-            </w:r>
-          </w:p>
-        </w:tc>
-      </w:tr>
-      <w:tr>
-        <w:tc>
-          <w:tcPr>
-            <w:tcW w:type="dxa" w:w="964"/>
-          </w:tcPr>
-          <w:p>
-            <w:r>
-              <w:rPr>
-                <w:b/>
-                <w:i w:val="0"/>
-                <w:color w:val="EA580C"/>
-                <w:sz w:val="16"/>
-              </w:rPr>
-              <w:t>Moyenne</w:t>
-            </w:r>
-          </w:p>
-        </w:tc>
-        <w:tc>
-          <w:tcPr>
-            <w:tcW w:type="dxa" w:w="1247"/>
-          </w:tcPr>
-          <w:p>
-            <w:r>
-              <w:rPr>
-                <w:b/>
-                <w:i w:val="0"/>
-                <w:sz w:val="16"/>
-              </w:rPr>
-              <w:t>S02</w:t>
-              <w:br/>
-            </w:r>
-            <w:r>
-              <w:rPr>
-                <w:b w:val="0"/>
-                <w:i w:val="0"/>
-                <w:color w:val="64748B"/>
-                <w:sz w:val="14"/>
-              </w:rPr>
-              <w:t>Éducation</w:t>
-            </w:r>
-          </w:p>
-        </w:tc>
-        <w:tc>
-          <w:tcPr>
-            <w:tcW w:type="dxa" w:w="1531"/>
-          </w:tcPr>
-          <w:p>
-            <w:r>
-              <w:rPr>
-                <w:b/>
-                <w:i w:val="0"/>
-                <w:color w:val="16A34A"/>
-                <w:sz w:val="16"/>
-              </w:rPr>
-              <w:t>s01q63, s00q04, s02q25, s01q00b, s02q17_2, s02q15_2</w:t>
-            </w:r>
-          </w:p>
-        </w:tc>
-        <w:tc>
-          <w:tcPr>
-            <w:tcW w:type="dxa" w:w="1191"/>
-          </w:tcPr>
-          <w:p>
-            <w:r>
-              <w:rPr>
-                <w:b w:val="0"/>
-                <w:i w:val="0"/>
-                <w:color w:val="64748B"/>
-                <w:sz w:val="16"/>
-              </w:rPr>
-              <w:t>GT-CQ</w:t>
-            </w:r>
-          </w:p>
-        </w:tc>
-        <w:tc>
-          <w:tcPr>
-            <w:tcW w:type="dxa" w:w="4706"/>
-          </w:tcPr>
-          <w:p>
-            <w:r>
-              <w:rPr>
-                <w:b w:val="0"/>
-                <w:i w:val="0"/>
-                <w:sz w:val="17"/>
-              </w:rPr>
-              <w:t>Dans les milieux urbains c'est peu probable de voir une école dont les élèves ou étudiants ne dépensent pas en frais d'uniformes, prière de verifier pour OUSMANE SEYDY qui fréquente 5ème année de Primaire et corriger ou confirmer avec le QG.</w:t>
-            </w:r>
-          </w:p>
-        </w:tc>
-      </w:tr>
-      <w:tr>
-        <w:tc>
-          <w:tcPr>
-            <w:tcW w:type="dxa" w:w="964"/>
-          </w:tcPr>
-          <w:p>
-            <w:r>
-              <w:rPr>
-                <w:b/>
-                <w:i w:val="0"/>
-                <w:color w:val="EA580C"/>
-                <w:sz w:val="16"/>
-              </w:rPr>
-              <w:t>Moyenne</w:t>
-            </w:r>
-          </w:p>
-        </w:tc>
-        <w:tc>
-          <w:tcPr>
-            <w:tcW w:type="dxa" w:w="1247"/>
-          </w:tcPr>
-          <w:p>
-            <w:r>
-              <w:rPr>
-                <w:b/>
-                <w:i w:val="0"/>
-                <w:sz w:val="16"/>
-              </w:rPr>
-              <w:t>S02</w:t>
-              <w:br/>
-            </w:r>
-            <w:r>
-              <w:rPr>
-                <w:b w:val="0"/>
-                <w:i w:val="0"/>
-                <w:color w:val="64748B"/>
-                <w:sz w:val="14"/>
-              </w:rPr>
-              <w:t>Éducation</w:t>
-            </w:r>
-          </w:p>
-        </w:tc>
-        <w:tc>
-          <w:tcPr>
-            <w:tcW w:type="dxa" w:w="1531"/>
-          </w:tcPr>
-          <w:p>
-            <w:r>
-              <w:rPr>
-                <w:b/>
-                <w:i w:val="0"/>
-                <w:color w:val="16A34A"/>
-                <w:sz w:val="16"/>
-              </w:rPr>
-              <w:t>—</w:t>
-            </w:r>
-          </w:p>
-        </w:tc>
-        <w:tc>
-          <w:tcPr>
-            <w:tcW w:type="dxa" w:w="1191"/>
-          </w:tcPr>
-          <w:p>
-            <w:r>
-              <w:rPr>
-                <w:b w:val="0"/>
-                <w:i w:val="0"/>
-                <w:color w:val="64748B"/>
-                <w:sz w:val="16"/>
-              </w:rPr>
-              <w:t>GT-CQ</w:t>
-            </w:r>
-          </w:p>
-        </w:tc>
-        <w:tc>
-          <w:tcPr>
-            <w:tcW w:type="dxa" w:w="4706"/>
-          </w:tcPr>
-          <w:p>
-            <w:r>
-              <w:rPr>
-                <w:b w:val="0"/>
-                <w:i w:val="0"/>
-                <w:sz w:val="17"/>
-              </w:rPr>
-              <w:t>veuillez, s'il vous plait, confirmer les frais de scolarité ( 1000 FCFA) payée de SASDIO DIALLO avec le QG ou apporter les corrections nécessaires.</w:t>
-            </w:r>
-          </w:p>
-        </w:tc>
-      </w:tr>
-      <w:tr>
-        <w:tc>
-          <w:tcPr>
-            <w:tcW w:type="dxa" w:w="964"/>
-          </w:tcPr>
-          <w:p>
-            <w:r>
-              <w:rPr>
-                <w:b/>
-                <w:i w:val="0"/>
-                <w:color w:val="EA580C"/>
-                <w:sz w:val="16"/>
-              </w:rPr>
-              <w:t>Moyenne</w:t>
-            </w:r>
-          </w:p>
-        </w:tc>
-        <w:tc>
-          <w:tcPr>
-            <w:tcW w:type="dxa" w:w="1247"/>
-          </w:tcPr>
-          <w:p>
-            <w:r>
-              <w:rPr>
-                <w:b/>
-                <w:i w:val="0"/>
-                <w:sz w:val="16"/>
-              </w:rPr>
-              <w:t>S02</w:t>
-              <w:br/>
-            </w:r>
-            <w:r>
-              <w:rPr>
-                <w:b w:val="0"/>
-                <w:i w:val="0"/>
-                <w:color w:val="64748B"/>
-                <w:sz w:val="14"/>
-              </w:rPr>
-              <w:t>Éducation</w:t>
-            </w:r>
-          </w:p>
-        </w:tc>
-        <w:tc>
-          <w:tcPr>
-            <w:tcW w:type="dxa" w:w="1531"/>
-          </w:tcPr>
-          <w:p>
-            <w:r>
-              <w:rPr>
-                <w:b/>
-                <w:i w:val="0"/>
-                <w:color w:val="16A34A"/>
-                <w:sz w:val="16"/>
-              </w:rPr>
-              <w:t>s01q63, s00q04, s02q25, s01q00b, s02q17_2, s02q15_2</w:t>
-            </w:r>
-          </w:p>
-        </w:tc>
-        <w:tc>
-          <w:tcPr>
-            <w:tcW w:type="dxa" w:w="1191"/>
-          </w:tcPr>
-          <w:p>
-            <w:r>
-              <w:rPr>
-                <w:b w:val="0"/>
-                <w:i w:val="0"/>
-                <w:color w:val="64748B"/>
-                <w:sz w:val="16"/>
-              </w:rPr>
-              <w:t>GT-CQ</w:t>
-            </w:r>
-          </w:p>
-        </w:tc>
-        <w:tc>
-          <w:tcPr>
-            <w:tcW w:type="dxa" w:w="4706"/>
-          </w:tcPr>
-          <w:p>
-            <w:r>
-              <w:rPr>
-                <w:b w:val="0"/>
-                <w:i w:val="0"/>
-                <w:sz w:val="17"/>
-              </w:rPr>
-              <w:t>Dans les milieux urbains c'est peu probable de voir une école dont les élèves ou étudiants ne dépensent pas en frais d'uniformes, prière de verifier pour SASDIO DIALLO qui fréquente 3ème année de Primaire et corriger ou confirmer avec le QG.</w:t>
-            </w:r>
-          </w:p>
-        </w:tc>
-      </w:tr>
-      <w:tr>
-        <w:tc>
-          <w:tcPr>
-            <w:tcW w:type="dxa" w:w="964"/>
-          </w:tcPr>
-          <w:p>
-            <w:r>
-              <w:rPr>
-                <w:b/>
-                <w:i w:val="0"/>
-                <w:color w:val="EA580C"/>
-                <w:sz w:val="16"/>
-              </w:rPr>
-              <w:t>Moyenne</w:t>
-            </w:r>
-          </w:p>
-        </w:tc>
-        <w:tc>
-          <w:tcPr>
-            <w:tcW w:type="dxa" w:w="1247"/>
-          </w:tcPr>
-          <w:p>
-            <w:r>
-              <w:rPr>
-                <w:b/>
-                <w:i w:val="0"/>
-                <w:sz w:val="16"/>
-              </w:rPr>
-              <w:t>S02</w:t>
-              <w:br/>
-            </w:r>
-            <w:r>
-              <w:rPr>
-                <w:b w:val="0"/>
-                <w:i w:val="0"/>
-                <w:color w:val="64748B"/>
-                <w:sz w:val="14"/>
-              </w:rPr>
-              <w:t>Éducation</w:t>
-            </w:r>
-          </w:p>
-        </w:tc>
-        <w:tc>
-          <w:tcPr>
-            <w:tcW w:type="dxa" w:w="1531"/>
-          </w:tcPr>
-          <w:p>
-            <w:r>
-              <w:rPr>
-                <w:b/>
-                <w:i w:val="0"/>
-                <w:color w:val="16A34A"/>
-                <w:sz w:val="16"/>
-              </w:rPr>
-              <w:t>—</w:t>
-            </w:r>
-          </w:p>
-        </w:tc>
-        <w:tc>
-          <w:tcPr>
-            <w:tcW w:type="dxa" w:w="1191"/>
-          </w:tcPr>
-          <w:p>
-            <w:r>
-              <w:rPr>
-                <w:b w:val="0"/>
-                <w:i w:val="0"/>
-                <w:color w:val="64748B"/>
-                <w:sz w:val="16"/>
-              </w:rPr>
-              <w:t>GT-CQ</w:t>
-            </w:r>
-          </w:p>
-        </w:tc>
-        <w:tc>
-          <w:tcPr>
-            <w:tcW w:type="dxa" w:w="4706"/>
-          </w:tcPr>
-          <w:p>
-            <w:r>
-              <w:rPr>
-                <w:b w:val="0"/>
-                <w:i w:val="0"/>
-                <w:sz w:val="17"/>
-              </w:rPr>
-              <w:t>veuillez, s'il vous plait, confirmer les frais de scolarité ( 1000 FCFA) payée de YACINE WADE avec le QG ou apporter les corrections nécessaires.</w:t>
-            </w:r>
-          </w:p>
-        </w:tc>
-      </w:tr>
-      <w:tr>
-        <w:tc>
-          <w:tcPr>
-            <w:tcW w:type="dxa" w:w="964"/>
-          </w:tcPr>
-          <w:p>
-            <w:r>
-              <w:rPr>
-                <w:b/>
-                <w:i w:val="0"/>
-                <w:color w:val="EA580C"/>
-                <w:sz w:val="16"/>
-              </w:rPr>
-              <w:t>Moyenne</w:t>
-            </w:r>
-          </w:p>
-        </w:tc>
-        <w:tc>
-          <w:tcPr>
-            <w:tcW w:type="dxa" w:w="1247"/>
-          </w:tcPr>
-          <w:p>
-            <w:r>
-              <w:rPr>
-                <w:b/>
-                <w:i w:val="0"/>
-                <w:sz w:val="16"/>
-              </w:rPr>
-              <w:t>S02</w:t>
-              <w:br/>
-            </w:r>
-            <w:r>
-              <w:rPr>
-                <w:b w:val="0"/>
-                <w:i w:val="0"/>
-                <w:color w:val="64748B"/>
-                <w:sz w:val="14"/>
-              </w:rPr>
-              <w:t>Éducation</w:t>
-            </w:r>
-          </w:p>
-        </w:tc>
-        <w:tc>
-          <w:tcPr>
-            <w:tcW w:type="dxa" w:w="1531"/>
-          </w:tcPr>
-          <w:p>
-            <w:r>
-              <w:rPr>
-                <w:b/>
-                <w:i w:val="0"/>
-                <w:color w:val="16A34A"/>
-                <w:sz w:val="16"/>
-              </w:rPr>
-              <w:t>s01q63, s00q04, s02q25, s01q00b, s02q17_2, s02q15_2</w:t>
-            </w:r>
-          </w:p>
-        </w:tc>
-        <w:tc>
-          <w:tcPr>
-            <w:tcW w:type="dxa" w:w="1191"/>
-          </w:tcPr>
-          <w:p>
-            <w:r>
-              <w:rPr>
-                <w:b w:val="0"/>
-                <w:i w:val="0"/>
-                <w:color w:val="64748B"/>
-                <w:sz w:val="16"/>
-              </w:rPr>
-              <w:t>GT-CQ</w:t>
-            </w:r>
-          </w:p>
-        </w:tc>
-        <w:tc>
-          <w:tcPr>
-            <w:tcW w:type="dxa" w:w="4706"/>
-          </w:tcPr>
-          <w:p>
-            <w:r>
-              <w:rPr>
-                <w:b w:val="0"/>
-                <w:i w:val="0"/>
-                <w:sz w:val="17"/>
-              </w:rPr>
               <w:t>Dans les milieux urbains c'est peu probable de voir une école dont les élèves ou étudiants ne dépensent pas en frais d'uniformes, prière de verifier pour YACINE WADE qui fréquente 2ème année de Primaire et corriger ou confirmer avec le QG.</w:t>
-            </w:r>
-          </w:p>
-        </w:tc>
-      </w:tr>
-      <w:tr>
-        <w:tc>
-          <w:tcPr>
-            <w:tcW w:type="dxa" w:w="964"/>
-          </w:tcPr>
-          <w:p>
-            <w:r>
-              <w:rPr>
-                <w:b/>
-                <w:i w:val="0"/>
-                <w:color w:val="EA580C"/>
-                <w:sz w:val="16"/>
-              </w:rPr>
-              <w:t>Moyenne</w:t>
-            </w:r>
-          </w:p>
-        </w:tc>
-        <w:tc>
-          <w:tcPr>
-            <w:tcW w:type="dxa" w:w="1247"/>
-          </w:tcPr>
-          <w:p>
-            <w:r>
-              <w:rPr>
-                <w:b/>
-                <w:i w:val="0"/>
-                <w:sz w:val="16"/>
-              </w:rPr>
-              <w:t>S02</w:t>
-              <w:br/>
-            </w:r>
-            <w:r>
-              <w:rPr>
-                <w:b w:val="0"/>
-                <w:i w:val="0"/>
-                <w:color w:val="64748B"/>
-                <w:sz w:val="14"/>
-              </w:rPr>
-              <w:t>Éducation</w:t>
-            </w:r>
-          </w:p>
-        </w:tc>
-        <w:tc>
-          <w:tcPr>
-            <w:tcW w:type="dxa" w:w="1531"/>
-          </w:tcPr>
-          <w:p>
-            <w:r>
-              <w:rPr>
-                <w:b/>
-                <w:i w:val="0"/>
-                <w:color w:val="16A34A"/>
-                <w:sz w:val="16"/>
-              </w:rPr>
-              <w:t>—</w:t>
-            </w:r>
-          </w:p>
-        </w:tc>
-        <w:tc>
-          <w:tcPr>
-            <w:tcW w:type="dxa" w:w="1191"/>
-          </w:tcPr>
-          <w:p>
-            <w:r>
-              <w:rPr>
-                <w:b w:val="0"/>
-                <w:i w:val="0"/>
-                <w:color w:val="64748B"/>
-                <w:sz w:val="16"/>
-              </w:rPr>
-              <w:t>GT-CQ</w:t>
-            </w:r>
-          </w:p>
-        </w:tc>
-        <w:tc>
-          <w:tcPr>
-            <w:tcW w:type="dxa" w:w="4706"/>
-          </w:tcPr>
-          <w:p>
-            <w:r>
-              <w:rPr>
-                <w:b w:val="0"/>
-                <w:i w:val="0"/>
-                <w:sz w:val="17"/>
-              </w:rPr>
-              <w:t>veuillez, s'il vous plait, confirmer les frais de scolarité ( 5000 FCFA) payée de AISSATOU BA avec le QG ou apporter les corrections nécessaires.</w:t>
-            </w:r>
-          </w:p>
-        </w:tc>
-      </w:tr>
-      <w:tr>
-        <w:tc>
-          <w:tcPr>
-            <w:tcW w:type="dxa" w:w="964"/>
-          </w:tcPr>
-          <w:p>
-            <w:r>
-              <w:rPr>
-                <w:b/>
-                <w:i w:val="0"/>
-                <w:color w:val="EA580C"/>
-                <w:sz w:val="16"/>
-              </w:rPr>
-              <w:t>Moyenne</w:t>
-            </w:r>
-          </w:p>
-        </w:tc>
-        <w:tc>
-          <w:tcPr>
-            <w:tcW w:type="dxa" w:w="1247"/>
-          </w:tcPr>
-          <w:p>
-            <w:r>
-              <w:rPr>
-                <w:b/>
-                <w:i w:val="0"/>
-                <w:sz w:val="16"/>
-              </w:rPr>
-              <w:t>S02</w:t>
-              <w:br/>
-            </w:r>
-            <w:r>
-              <w:rPr>
-                <w:b w:val="0"/>
-                <w:i w:val="0"/>
-                <w:color w:val="64748B"/>
-                <w:sz w:val="14"/>
-              </w:rPr>
-              <w:t>Éducation</w:t>
-            </w:r>
-          </w:p>
-        </w:tc>
-        <w:tc>
-          <w:tcPr>
-            <w:tcW w:type="dxa" w:w="1531"/>
-          </w:tcPr>
-          <w:p>
-            <w:r>
-              <w:rPr>
-                <w:b/>
-                <w:i w:val="0"/>
-                <w:color w:val="16A34A"/>
-                <w:sz w:val="16"/>
-              </w:rPr>
-              <w:t>s01q63, s00q04, s02q25, s01q00b, s02q17_2, s02q15_2</w:t>
-            </w:r>
-          </w:p>
-        </w:tc>
-        <w:tc>
-          <w:tcPr>
-            <w:tcW w:type="dxa" w:w="1191"/>
-          </w:tcPr>
-          <w:p>
-            <w:r>
-              <w:rPr>
-                <w:b w:val="0"/>
-                <w:i w:val="0"/>
-                <w:color w:val="64748B"/>
-                <w:sz w:val="16"/>
-              </w:rPr>
-              <w:t>GT-CQ</w:t>
-            </w:r>
-          </w:p>
-        </w:tc>
-        <w:tc>
-          <w:tcPr>
-            <w:tcW w:type="dxa" w:w="4706"/>
-          </w:tcPr>
-          <w:p>
-            <w:r>
-              <w:rPr>
-                <w:b w:val="0"/>
-                <w:i w:val="0"/>
-                <w:sz w:val="17"/>
-              </w:rPr>
-              <w:t>Dans les milieux urbains c'est peu probable de voir une école dont les élèves ou étudiants ne dépensent pas en frais d'uniformes, prière de verifier pour AISSATOU BA qui fréquente 1ére année de Secondaire 1 (Moyen) Général et corriger ou confirmer avec le QG.</w:t>
-            </w:r>
-          </w:p>
-        </w:tc>
-      </w:tr>
-      <w:tr>
-        <w:tc>
-          <w:tcPr>
-            <w:tcW w:type="dxa" w:w="964"/>
-          </w:tcPr>
-          <w:p>
-            <w:r>
-              <w:rPr>
-                <w:b/>
-                <w:i w:val="0"/>
-                <w:color w:val="EA580C"/>
-                <w:sz w:val="16"/>
-              </w:rPr>
-              <w:t>Moyenne</w:t>
-            </w:r>
-          </w:p>
-        </w:tc>
-        <w:tc>
-          <w:tcPr>
-            <w:tcW w:type="dxa" w:w="1247"/>
-          </w:tcPr>
-          <w:p>
-            <w:r>
-              <w:rPr>
-                <w:b/>
-                <w:i w:val="0"/>
-                <w:sz w:val="16"/>
-              </w:rPr>
-              <w:t>S02</w:t>
-              <w:br/>
-            </w:r>
-            <w:r>
-              <w:rPr>
-                <w:b w:val="0"/>
-                <w:i w:val="0"/>
-                <w:color w:val="64748B"/>
-                <w:sz w:val="14"/>
-              </w:rPr>
-              <w:t>Éducation</w:t>
-            </w:r>
-          </w:p>
-        </w:tc>
-        <w:tc>
-          <w:tcPr>
-            <w:tcW w:type="dxa" w:w="1531"/>
-          </w:tcPr>
-          <w:p>
-            <w:r>
-              <w:rPr>
-                <w:b/>
-                <w:i w:val="0"/>
-                <w:color w:val="16A34A"/>
-                <w:sz w:val="16"/>
-              </w:rPr>
-              <w:t>—</w:t>
-            </w:r>
-          </w:p>
-        </w:tc>
-        <w:tc>
-          <w:tcPr>
-            <w:tcW w:type="dxa" w:w="1191"/>
-          </w:tcPr>
-          <w:p>
-            <w:r>
-              <w:rPr>
-                <w:b w:val="0"/>
-                <w:i w:val="0"/>
-                <w:color w:val="64748B"/>
-                <w:sz w:val="16"/>
-              </w:rPr>
-              <w:t>GT-CQ</w:t>
-            </w:r>
-          </w:p>
-        </w:tc>
-        <w:tc>
-          <w:tcPr>
-            <w:tcW w:type="dxa" w:w="4706"/>
-          </w:tcPr>
-          <w:p>
-            <w:r>
-              <w:rPr>
-                <w:b w:val="0"/>
-                <w:i w:val="0"/>
-                <w:sz w:val="17"/>
-              </w:rPr>
-              <w:t>veuillez, s'il vous plait, confirmer les frais de scolarité ( 5000 FCFA) payée de FATOUMATA KOUNADI SIDIBE avec le QG ou apporter les corrections nécessaires.</w:t>
-            </w:r>
-          </w:p>
-        </w:tc>
-      </w:tr>
-      <w:tr>
-        <w:tc>
-          <w:tcPr>
-            <w:tcW w:type="dxa" w:w="964"/>
-          </w:tcPr>
-          <w:p>
-            <w:r>
-              <w:rPr>
-                <w:b/>
-                <w:i w:val="0"/>
-                <w:color w:val="EA580C"/>
-                <w:sz w:val="16"/>
-              </w:rPr>
-              <w:t>Moyenne</w:t>
-            </w:r>
-          </w:p>
-        </w:tc>
-        <w:tc>
-          <w:tcPr>
-            <w:tcW w:type="dxa" w:w="1247"/>
-          </w:tcPr>
-          <w:p>
-            <w:r>
-              <w:rPr>
-                <w:b/>
-                <w:i w:val="0"/>
-                <w:sz w:val="16"/>
-              </w:rPr>
-              <w:t>S02</w:t>
-              <w:br/>
-            </w:r>
-            <w:r>
-              <w:rPr>
-                <w:b w:val="0"/>
-                <w:i w:val="0"/>
-                <w:color w:val="64748B"/>
-                <w:sz w:val="14"/>
-              </w:rPr>
-              <w:t>Éducation</w:t>
-            </w:r>
-          </w:p>
-        </w:tc>
-        <w:tc>
-          <w:tcPr>
-            <w:tcW w:type="dxa" w:w="1531"/>
-          </w:tcPr>
-          <w:p>
-            <w:r>
-              <w:rPr>
-                <w:b/>
-                <w:i w:val="0"/>
-                <w:color w:val="16A34A"/>
-                <w:sz w:val="16"/>
-              </w:rPr>
-              <w:t>s01q63, s00q04, s02q25, s01q00b, s02q17_2, s02q15_2</w:t>
-            </w:r>
-          </w:p>
-        </w:tc>
-        <w:tc>
-          <w:tcPr>
-            <w:tcW w:type="dxa" w:w="1191"/>
-          </w:tcPr>
-          <w:p>
-            <w:r>
-              <w:rPr>
-                <w:b w:val="0"/>
-                <w:i w:val="0"/>
-                <w:color w:val="64748B"/>
-                <w:sz w:val="16"/>
-              </w:rPr>
-              <w:t>GT-CQ</w:t>
-            </w:r>
-          </w:p>
-        </w:tc>
-        <w:tc>
-          <w:tcPr>
-            <w:tcW w:type="dxa" w:w="4706"/>
-          </w:tcPr>
-          <w:p>
-            <w:r>
-              <w:rPr>
-                <w:b w:val="0"/>
-                <w:i w:val="0"/>
-                <w:sz w:val="17"/>
-              </w:rPr>
-              <w:t>Dans les milieux urbains c'est peu probable de voir une école dont les élèves ou étudiants ne dépensent pas en frais d'uniformes, prière de verifier pour FATOUMATA KOUNADI SIDIBE qui fréquente 1ére année de Secondaire 1 (Moyen) Général et corriger ou confirmer avec le QG.</w:t>
             </w:r>
           </w:p>
         </w:tc>
